--- a/abnt tcc - atualizado.docx
+++ b/abnt tcc - atualizado.docx
@@ -1,6 +1,6 @@
 
 <file path=word/document.xml><?xml version="1.0" encoding="utf-8"?>
-<w:document xmlns:wpc="http://schemas.microsoft.com/office/word/2010/wordprocessingCanvas" xmlns:cx="http://schemas.microsoft.com/office/drawing/2014/chartex" xmlns:mc="http://schemas.openxmlformats.org/markup-compatibility/2006" xmlns:o="urn:schemas-microsoft-com:office:office" xmlns:r="http://schemas.openxmlformats.org/officeDocument/2006/relationships" xmlns:m="http://schemas.openxmlformats.org/officeDocument/2006/math" xmlns:v="urn:schemas-microsoft-com:vml" xmlns:wp14="http://schemas.microsoft.com/office/word/2010/wordprocessingDrawing" xmlns:wp="http://schemas.openxmlformats.org/drawingml/2006/wordprocessingDrawing" xmlns:w10="urn:schemas-microsoft-com:office:word" xmlns:w="http://schemas.openxmlformats.org/wordprocessingml/2006/main" xmlns:w14="http://schemas.microsoft.com/office/word/2010/wordml" xmlns:w15="http://schemas.microsoft.com/office/word/2012/wordml" xmlns:w16se="http://schemas.microsoft.com/office/word/2015/wordml/symex" xmlns:wpg="http://schemas.microsoft.com/office/word/2010/wordprocessingGroup" xmlns:wpi="http://schemas.microsoft.com/office/word/2010/wordprocessingInk" xmlns:wne="http://schemas.microsoft.com/office/word/2006/wordml" xmlns:wps="http://schemas.microsoft.com/office/word/2010/wordprocessingShape" mc:Ignorable="w14 w15 w16se wp14">
+<w:document xmlns:wpc="http://schemas.microsoft.com/office/word/2010/wordprocessingCanvas" xmlns:cx="http://schemas.microsoft.com/office/drawing/2014/chartex" xmlns:cx1="http://schemas.microsoft.com/office/drawing/2015/9/8/chartex" xmlns:mc="http://schemas.openxmlformats.org/markup-compatibility/2006" xmlns:o="urn:schemas-microsoft-com:office:office" xmlns:r="http://schemas.openxmlformats.org/officeDocument/2006/relationships" xmlns:m="http://schemas.openxmlformats.org/officeDocument/2006/math" xmlns:v="urn:schemas-microsoft-com:vml" xmlns:wp14="http://schemas.microsoft.com/office/word/2010/wordprocessingDrawing" xmlns:wp="http://schemas.openxmlformats.org/drawingml/2006/wordprocessingDrawing" xmlns:w10="urn:schemas-microsoft-com:office:word" xmlns:w="http://schemas.openxmlformats.org/wordprocessingml/2006/main" xmlns:w14="http://schemas.microsoft.com/office/word/2010/wordml" xmlns:w15="http://schemas.microsoft.com/office/word/2012/wordml" xmlns:w16se="http://schemas.microsoft.com/office/word/2015/wordml/symex" xmlns:wpg="http://schemas.microsoft.com/office/word/2010/wordprocessingGroup" xmlns:wpi="http://schemas.microsoft.com/office/word/2010/wordprocessingInk" xmlns:wne="http://schemas.microsoft.com/office/word/2006/wordml" xmlns:wps="http://schemas.microsoft.com/office/word/2010/wordprocessingShape" mc:Ignorable="w14 w15 w16se wp14">
   <w:body>
     <w:p>
       <w:pPr>
@@ -325,11 +325,263 @@
       </w:r>
     </w:p>
     <w:p>
-      <w:r>
-        <w:t>Aqui vai ser o resumo</w:t>
-      </w:r>
-    </w:p>
-    <w:p>
+      <w:pPr>
+        <w:pStyle w:val="SemEspaamento"/>
+      </w:pPr>
+    </w:p>
+    <w:p>
+      <w:pPr>
+        <w:pStyle w:val="SemEspaamento"/>
+      </w:pPr>
+      <w:r>
+        <w:t>FIGURAS</w:t>
+      </w:r>
+    </w:p>
+    <w:p>
+      <w:pPr>
+        <w:pStyle w:val="ndicedeilustraes"/>
+        <w:tabs>
+          <w:tab w:val="right" w:leader="dot" w:pos="8494"/>
+        </w:tabs>
+        <w:rPr>
+          <w:rFonts w:asciiTheme="minorHAnsi" w:eastAsiaTheme="minorEastAsia" w:hAnsiTheme="minorHAnsi"/>
+          <w:noProof/>
+          <w:sz w:val="22"/>
+          <w:lang w:eastAsia="pt-BR"/>
+        </w:rPr>
+      </w:pPr>
+      <w:r>
+        <w:fldChar w:fldCharType="begin"/>
+      </w:r>
+      <w:r>
+        <w:instrText xml:space="preserve"> TOC \h \z \c "Figura" </w:instrText>
+      </w:r>
+      <w:r>
+        <w:fldChar w:fldCharType="separate"/>
+      </w:r>
+      <w:hyperlink w:anchor="_Toc226624137" w:history="1">
+        <w:r>
+          <w:rPr>
+            <w:rStyle w:val="Hyperlink"/>
+            <w:noProof/>
+          </w:rPr>
+          <w:t>Figura 1: Luffy Gear 5</w:t>
+        </w:r>
+        <w:r>
+          <w:rPr>
+            <w:noProof/>
+            <w:webHidden/>
+          </w:rPr>
+          <w:tab/>
+        </w:r>
+        <w:r>
+          <w:rPr>
+            <w:noProof/>
+            <w:webHidden/>
+          </w:rPr>
+          <w:fldChar w:fldCharType="begin"/>
+        </w:r>
+        <w:r>
+          <w:rPr>
+            <w:noProof/>
+            <w:webHidden/>
+          </w:rPr>
+          <w:instrText xml:space="preserve"> PAGEREF _Toc226624137 \h </w:instrText>
+        </w:r>
+        <w:r>
+          <w:rPr>
+            <w:noProof/>
+            <w:webHidden/>
+          </w:rPr>
+        </w:r>
+        <w:r>
+          <w:rPr>
+            <w:noProof/>
+            <w:webHidden/>
+          </w:rPr>
+          <w:fldChar w:fldCharType="separate"/>
+        </w:r>
+        <w:r>
+          <w:rPr>
+            <w:noProof/>
+            <w:webHidden/>
+          </w:rPr>
+          <w:t>17</w:t>
+        </w:r>
+        <w:r>
+          <w:rPr>
+            <w:noProof/>
+            <w:webHidden/>
+          </w:rPr>
+          <w:fldChar w:fldCharType="end"/>
+        </w:r>
+      </w:hyperlink>
+    </w:p>
+    <w:p>
+      <w:r>
+        <w:fldChar w:fldCharType="end"/>
+      </w:r>
+    </w:p>
+    <w:p>
+      <w:pPr>
+        <w:pStyle w:val="SemEspaamento"/>
+      </w:pPr>
+    </w:p>
+    <w:p>
+      <w:pPr>
+        <w:pStyle w:val="SemEspaamento"/>
+        <w:rPr>
+          <w:noProof/>
+        </w:rPr>
+      </w:pPr>
+      <w:r>
+        <w:t>GRÁFICOS</w:t>
+      </w:r>
+      <w:r>
+        <w:fldChar w:fldCharType="begin"/>
+      </w:r>
+      <w:r>
+        <w:instrText xml:space="preserve"> TOC \h \z \c "Tabela" </w:instrText>
+      </w:r>
+      <w:r>
+        <w:fldChar w:fldCharType="separate"/>
+      </w:r>
+      <w:r>
+        <w:fldChar w:fldCharType="end"/>
+      </w:r>
+    </w:p>
+    <w:p/>
+    <w:p>
+      <w:pPr>
+        <w:pStyle w:val="SemEspaamento"/>
+      </w:pPr>
+    </w:p>
+    <w:p>
+      <w:pPr>
+        <w:pStyle w:val="SemEspaamento"/>
+        <w:rPr>
+          <w:noProof/>
+        </w:rPr>
+      </w:pPr>
+      <w:r>
+        <w:t>QUADROS</w:t>
+      </w:r>
+      <w:r>
+        <w:fldChar w:fldCharType="begin"/>
+      </w:r>
+      <w:r>
+        <w:instrText xml:space="preserve"> TOC \h \z \c "Quadro" </w:instrText>
+      </w:r>
+      <w:r>
+        <w:fldChar w:fldCharType="separate"/>
+      </w:r>
+    </w:p>
+    <w:p>
+      <w:pPr>
+        <w:pStyle w:val="ndicedeilustraes"/>
+        <w:tabs>
+          <w:tab w:val="right" w:leader="dot" w:pos="8494"/>
+        </w:tabs>
+        <w:rPr>
+          <w:rFonts w:asciiTheme="minorHAnsi" w:eastAsiaTheme="minorEastAsia" w:hAnsiTheme="minorHAnsi"/>
+          <w:noProof/>
+          <w:sz w:val="22"/>
+          <w:lang w:eastAsia="pt-BR"/>
+        </w:rPr>
+      </w:pPr>
+      <w:hyperlink w:anchor="_Toc226624169" w:history="1">
+        <w:r>
+          <w:rPr>
+            <w:rStyle w:val="Hyperlink"/>
+            <w:noProof/>
+          </w:rPr>
+          <w:t>Quadro 1: Caderno de Sensibilidade</w:t>
+        </w:r>
+        <w:r>
+          <w:rPr>
+            <w:noProof/>
+            <w:webHidden/>
+          </w:rPr>
+          <w:tab/>
+        </w:r>
+        <w:r>
+          <w:rPr>
+            <w:noProof/>
+            <w:webHidden/>
+          </w:rPr>
+          <w:fldChar w:fldCharType="begin"/>
+        </w:r>
+        <w:r>
+          <w:rPr>
+            <w:noProof/>
+            <w:webHidden/>
+          </w:rPr>
+          <w:instrText xml:space="preserve"> PAGEREF _Toc226624169 \h </w:instrText>
+        </w:r>
+        <w:r>
+          <w:rPr>
+            <w:noProof/>
+            <w:webHidden/>
+          </w:rPr>
+        </w:r>
+        <w:r>
+          <w:rPr>
+            <w:noProof/>
+            <w:webHidden/>
+          </w:rPr>
+          <w:fldChar w:fldCharType="separate"/>
+        </w:r>
+        <w:r>
+          <w:rPr>
+            <w:noProof/>
+            <w:webHidden/>
+          </w:rPr>
+          <w:t>18</w:t>
+        </w:r>
+        <w:r>
+          <w:rPr>
+            <w:noProof/>
+            <w:webHidden/>
+          </w:rPr>
+          <w:fldChar w:fldCharType="end"/>
+        </w:r>
+      </w:hyperlink>
+    </w:p>
+    <w:p>
+      <w:pPr>
+        <w:pStyle w:val="SemEspaamento"/>
+      </w:pPr>
+      <w:r>
+        <w:fldChar w:fldCharType="end"/>
+      </w:r>
+    </w:p>
+    <w:p>
+      <w:pPr>
+        <w:rPr>
+          <w:u w:val="single"/>
+        </w:rPr>
+      </w:pPr>
+      <w:bookmarkStart w:id="0" w:name="_GoBack"/>
+      <w:bookmarkEnd w:id="0"/>
+    </w:p>
+    <w:p>
+      <w:pPr>
+        <w:pStyle w:val="SemEspaamento"/>
+      </w:pPr>
+    </w:p>
+    <w:p>
+      <w:pPr>
+        <w:pStyle w:val="SemEspaamento"/>
+      </w:pPr>
+      <w:r>
+        <w:t>TABELAS</w:t>
+      </w:r>
+    </w:p>
+    <w:p/>
+    <w:p>
+      <w:pPr>
+        <w:ind w:firstLine="0"/>
+      </w:pPr>
       <w:r>
         <w:br w:type="page"/>
       </w:r>
@@ -345,6 +597,13 @@
     </w:p>
     <w:sdt>
       <w:sdtPr>
+        <w:rPr>
+          <w:rFonts w:ascii="Arial" w:eastAsiaTheme="minorHAnsi" w:hAnsi="Arial" w:cstheme="minorBidi"/>
+          <w:color w:val="auto"/>
+          <w:sz w:val="24"/>
+          <w:szCs w:val="22"/>
+          <w:lang w:eastAsia="en-US"/>
+        </w:rPr>
         <w:id w:val="136616682"/>
         <w:docPartObj>
           <w:docPartGallery w:val="Table of Contents"/>
@@ -353,13 +612,8 @@
       </w:sdtPr>
       <w:sdtEndPr>
         <w:rPr>
-          <w:rFonts w:ascii="Arial" w:eastAsiaTheme="minorHAnsi" w:hAnsi="Arial" w:cstheme="minorBidi"/>
           <w:b/>
           <w:bCs/>
-          <w:color w:val="auto"/>
-          <w:sz w:val="24"/>
-          <w:szCs w:val="22"/>
-          <w:lang w:eastAsia="en-US"/>
         </w:rPr>
       </w:sdtEndPr>
       <w:sdtContent>
@@ -1817,17 +2071,17 @@
       <w:pPr>
         <w:pStyle w:val="Ttulo1"/>
       </w:pPr>
-      <w:bookmarkStart w:id="0" w:name="_Toc225406436"/>
-      <w:bookmarkStart w:id="1" w:name="_Toc226015077"/>
+      <w:bookmarkStart w:id="1" w:name="_Toc225406436"/>
+      <w:bookmarkStart w:id="2" w:name="_Toc226015077"/>
       <w:r>
         <w:lastRenderedPageBreak/>
         <w:t>I</w:t>
       </w:r>
-      <w:bookmarkEnd w:id="0"/>
+      <w:bookmarkEnd w:id="1"/>
       <w:r>
         <w:t>NTRODUÇÃO</w:t>
       </w:r>
-      <w:bookmarkEnd w:id="1"/>
+      <w:bookmarkEnd w:id="2"/>
     </w:p>
     <w:p>
       <w:pPr>
@@ -1865,7 +2119,7 @@
           <w:bCs w:val="0"/>
         </w:rPr>
       </w:pPr>
-      <w:bookmarkStart w:id="2" w:name="_Toc225406437"/>
+      <w:bookmarkStart w:id="3" w:name="_Toc225406437"/>
       <w:r>
         <w:rPr>
           <w:rStyle w:val="Forte"/>
@@ -1874,8 +2128,8 @@
         </w:rPr>
         <w:t xml:space="preserve"> </w:t>
       </w:r>
-      <w:bookmarkStart w:id="3" w:name="_Toc226015078"/>
-      <w:bookmarkEnd w:id="2"/>
+      <w:bookmarkStart w:id="4" w:name="_Toc226015078"/>
+      <w:bookmarkEnd w:id="3"/>
       <w:r>
         <w:rPr>
           <w:rStyle w:val="Forte"/>
@@ -1884,7 +2138,7 @@
         </w:rPr>
         <w:t>Problemática</w:t>
       </w:r>
-      <w:bookmarkEnd w:id="3"/>
+      <w:bookmarkEnd w:id="4"/>
     </w:p>
     <w:p>
       <w:pPr>
@@ -1920,15 +2174,15 @@
     </w:p>
     <w:p>
       <w:pPr>
-        <w:pStyle w:val="Ttulo1"/>
+        <w:pStyle w:val="Ttulo2"/>
         <w:rPr>
           <w:rStyle w:val="Forte"/>
           <w:b/>
           <w:bCs w:val="0"/>
         </w:rPr>
       </w:pPr>
-      <w:bookmarkStart w:id="4" w:name="_Toc225406438"/>
-      <w:bookmarkStart w:id="5" w:name="_Toc226015079"/>
+      <w:bookmarkStart w:id="5" w:name="_Toc225406438"/>
+      <w:bookmarkStart w:id="6" w:name="_Toc226015079"/>
       <w:r>
         <w:rPr>
           <w:rStyle w:val="Forte"/>
@@ -1945,7 +2199,7 @@
         </w:rPr>
         <w:t>ustificativ</w:t>
       </w:r>
-      <w:bookmarkEnd w:id="4"/>
+      <w:bookmarkEnd w:id="5"/>
       <w:r>
         <w:rPr>
           <w:rStyle w:val="Forte"/>
@@ -1954,7 +2208,7 @@
         </w:rPr>
         <w:t>a</w:t>
       </w:r>
-      <w:bookmarkEnd w:id="5"/>
+      <w:bookmarkEnd w:id="6"/>
     </w:p>
     <w:p>
       <w:pPr>
@@ -1986,25 +2240,26 @@
     <w:p/>
     <w:p>
       <w:pPr>
-        <w:pStyle w:val="Ttulo1"/>
+        <w:pStyle w:val="Ttulo2"/>
         <w:rPr>
           <w:rStyle w:val="Forte"/>
           <w:b/>
           <w:bCs w:val="0"/>
         </w:rPr>
       </w:pPr>
-      <w:bookmarkStart w:id="6" w:name="_Toc225406439"/>
-      <w:bookmarkStart w:id="7" w:name="_Toc226015080"/>
+      <w:bookmarkStart w:id="7" w:name="_Toc225406439"/>
+      <w:bookmarkStart w:id="8" w:name="_Toc226015080"/>
       <w:r>
         <w:rPr>
           <w:rStyle w:val="Forte"/>
           <w:b/>
           <w:bCs w:val="0"/>
         </w:rPr>
+        <w:lastRenderedPageBreak/>
         <w:t>Objetivos</w:t>
       </w:r>
-      <w:bookmarkEnd w:id="6"/>
       <w:bookmarkEnd w:id="7"/>
+      <w:bookmarkEnd w:id="8"/>
     </w:p>
     <w:p>
       <w:pPr>
@@ -2030,17 +2285,7 @@
           <w:szCs w:val="24"/>
           <w:shd w:val="clear" w:color="auto" w:fill="FFFFFF"/>
         </w:rPr>
-        <w:t xml:space="preserve"> is simply dummy text of the printing and typesetting industry. Lorem Ipsum has been the industry's standard dummy text ever since the 1500s, </w:t>
-      </w:r>
-      <w:r>
-        <w:rPr>
-          <w:rFonts w:cs="Arial"/>
-          <w:color w:val="000000"/>
-          <w:szCs w:val="24"/>
-          <w:shd w:val="clear" w:color="auto" w:fill="FFFFFF"/>
-        </w:rPr>
-        <w:lastRenderedPageBreak/>
-        <w:t>when an unknown printer took a galley of type and scrambled it to make a type specimen book. It has survived not only five centuries, but also the leap into electronic typesetting, remaining essentially unchanged. It was popularised in the 1960s with the release of Letraset sheets containing Lorem Ipsum passages, and more recently with desktop publishing software like Aldus PageMaker including versions of Lorem Ipsum.</w:t>
+        <w:t> is simply dummy text of the printing and typesetting industry. Lorem Ipsum has been the industry's standard dummy text ever since the 1500s, when an unknown printer took a galley of type and scrambled it to make a type specimen book. It has survived not only five centuries, but also the leap into electronic typesetting, remaining essentially unchanged. It was popularised in the 1960s with the release of Letraset sheets containing Lorem Ipsum passages, and more recently with desktop publishing software like Aldus PageMaker including versions of Lorem Ipsum.</w:t>
       </w:r>
     </w:p>
     <w:p/>
@@ -2053,8 +2298,8 @@
           <w:bCs w:val="0"/>
         </w:rPr>
       </w:pPr>
-      <w:bookmarkStart w:id="8" w:name="_Toc225406440"/>
-      <w:bookmarkStart w:id="9" w:name="_Toc226015081"/>
+      <w:bookmarkStart w:id="9" w:name="_Toc225406440"/>
+      <w:bookmarkStart w:id="10" w:name="_Toc226015081"/>
       <w:r>
         <w:rPr>
           <w:rStyle w:val="Forte"/>
@@ -2079,8 +2324,8 @@
         </w:rPr>
         <w:t>jetivo geral</w:t>
       </w:r>
-      <w:bookmarkEnd w:id="8"/>
       <w:bookmarkEnd w:id="9"/>
+      <w:bookmarkEnd w:id="10"/>
     </w:p>
     <w:p>
       <w:pPr>
@@ -2121,8 +2366,8 @@
           <w:bCs w:val="0"/>
         </w:rPr>
       </w:pPr>
-      <w:bookmarkStart w:id="10" w:name="_Toc225406441"/>
-      <w:bookmarkStart w:id="11" w:name="_Toc226015082"/>
+      <w:bookmarkStart w:id="11" w:name="_Toc225406441"/>
+      <w:bookmarkStart w:id="12" w:name="_Toc226015082"/>
       <w:r>
         <w:rPr>
           <w:rStyle w:val="Forte"/>
@@ -2131,8 +2376,8 @@
         </w:rPr>
         <w:t>Objetos especificios</w:t>
       </w:r>
-      <w:bookmarkEnd w:id="10"/>
       <w:bookmarkEnd w:id="11"/>
+      <w:bookmarkEnd w:id="12"/>
     </w:p>
     <w:p>
       <w:pPr>
@@ -2176,18 +2421,19 @@
           <w:bCs w:val="0"/>
         </w:rPr>
       </w:pPr>
-      <w:bookmarkStart w:id="12" w:name="_Toc225406442"/>
-      <w:bookmarkStart w:id="13" w:name="_Toc226015083"/>
+      <w:bookmarkStart w:id="13" w:name="_Toc225406442"/>
+      <w:bookmarkStart w:id="14" w:name="_Toc226015083"/>
       <w:r>
         <w:rPr>
           <w:rStyle w:val="Forte"/>
           <w:b/>
           <w:bCs w:val="0"/>
         </w:rPr>
+        <w:lastRenderedPageBreak/>
         <w:t>Metodologia</w:t>
       </w:r>
-      <w:bookmarkEnd w:id="12"/>
       <w:bookmarkEnd w:id="13"/>
+      <w:bookmarkEnd w:id="14"/>
       <w:r>
         <w:rPr>
           <w:rStyle w:val="Forte"/>
@@ -2221,17 +2467,7 @@
           <w:szCs w:val="24"/>
           <w:shd w:val="clear" w:color="auto" w:fill="FFFFFF"/>
         </w:rPr>
-        <w:t xml:space="preserve"> is simply dummy text of the printing and typesetting industry. Lorem Ipsum has been the industry's standard dummy text ever since the 1500s, </w:t>
-      </w:r>
-      <w:r>
-        <w:rPr>
-          <w:rFonts w:cs="Arial"/>
-          <w:color w:val="000000"/>
-          <w:szCs w:val="24"/>
-          <w:shd w:val="clear" w:color="auto" w:fill="FFFFFF"/>
-        </w:rPr>
-        <w:lastRenderedPageBreak/>
-        <w:t>when an unknown printer took a galley of type and scrambled it to make a type specimen book. It has survived not only five centuries, but also the leap into electronic typesetting, remaining essentially unchanged. It was popularised in the 1960s with the release of Letraset sheets containing Lorem Ipsum passages, and more recently with desktop publishing software like Aldus PageMaker including versions of Lorem Ipsum.</w:t>
+        <w:t> is simply dummy text of the printing and typesetting industry. Lorem Ipsum has been the industry's standard dummy text ever since the 1500s, when an unknown printer took a galley of type and scrambled it to make a type specimen book. It has survived not only five centuries, but also the leap into electronic typesetting, remaining essentially unchanged. It was popularised in the 1960s with the release of Letraset sheets containing Lorem Ipsum passages, and more recently with desktop publishing software like Aldus PageMaker including versions of Lorem Ipsum.</w:t>
       </w:r>
     </w:p>
     <w:p/>
@@ -2244,8 +2480,8 @@
           <w:bCs w:val="0"/>
         </w:rPr>
       </w:pPr>
-      <w:bookmarkStart w:id="14" w:name="_Toc225406443"/>
-      <w:bookmarkStart w:id="15" w:name="_Toc226015084"/>
+      <w:bookmarkStart w:id="15" w:name="_Toc225406443"/>
+      <w:bookmarkStart w:id="16" w:name="_Toc226015084"/>
       <w:r>
         <w:rPr>
           <w:rStyle w:val="Forte"/>
@@ -2254,8 +2490,8 @@
         </w:rPr>
         <w:t>Resultados esperados</w:t>
       </w:r>
-      <w:bookmarkEnd w:id="14"/>
       <w:bookmarkEnd w:id="15"/>
+      <w:bookmarkEnd w:id="16"/>
     </w:p>
     <w:p>
       <w:pPr>
@@ -2313,20 +2549,26 @@
       <w:pPr>
         <w:pStyle w:val="Ttulo1"/>
       </w:pPr>
-      <w:bookmarkStart w:id="16" w:name="_Toc225406444"/>
-      <w:bookmarkStart w:id="17" w:name="_Toc226015085"/>
       <w:r>
         <w:lastRenderedPageBreak/>
         <w:t>REFERENCIAL TEÓRICO</w:t>
       </w:r>
-      <w:bookmarkEnd w:id="16"/>
-      <w:bookmarkEnd w:id="17"/>
+    </w:p>
+    <w:p>
+      <w:pPr>
+        <w:pStyle w:val="Ttulo2"/>
+      </w:pPr>
+      <w:r>
+        <w:t>Teste nível 2</w:t>
+      </w:r>
     </w:p>
     <w:p>
       <w:pPr>
         <w:rPr>
           <w:rFonts w:cs="Arial"/>
+          <w:color w:val="000000"/>
           <w:szCs w:val="24"/>
+          <w:shd w:val="clear" w:color="auto" w:fill="FFFFFF"/>
         </w:rPr>
       </w:pPr>
       <w:r>
@@ -2349,250 +2591,48 @@
         <w:t> is simply dummy text of the printing and typesetting industry. Lorem Ipsum has been the industry's standard dummy text ever since the 1500s, when an unknown printer took a galley of type and scrambled it to make a type specimen book. It has survived not only five centuries, but also the leap into electronic typesetting, remaining essentially unchanged. It was popularised in the 1960s with the release of Letraset sheets containing Lorem Ipsum passages, and more recently with desktop publishing software like Aldus PageMaker including versions of Lorem Ipsum.</w:t>
       </w:r>
     </w:p>
-    <w:p/>
-    <w:p>
-      <w:pPr>
-        <w:pStyle w:val="Ttulo2"/>
-      </w:pPr>
-      <w:bookmarkStart w:id="18" w:name="_Toc225406445"/>
-      <w:bookmarkStart w:id="19" w:name="_Toc226015086"/>
-      <w:r>
-        <w:t>SIMULANDO UM SUBTITULO</w:t>
-      </w:r>
-      <w:bookmarkEnd w:id="18"/>
-      <w:bookmarkEnd w:id="19"/>
-    </w:p>
-    <w:p>
-      <w:pPr>
-        <w:rPr>
-          <w:rFonts w:cs="Arial"/>
-          <w:szCs w:val="24"/>
-        </w:rPr>
-      </w:pPr>
-      <w:r>
-        <w:rPr>
-          <w:rStyle w:val="Forte"/>
-          <w:rFonts w:cs="Arial"/>
-          <w:color w:val="000000"/>
-          <w:szCs w:val="24"/>
-          <w:shd w:val="clear" w:color="auto" w:fill="FFFFFF"/>
-        </w:rPr>
-        <w:t>Lorem Ipum</w:t>
-      </w:r>
-      <w:r>
-        <w:rPr>
-          <w:rFonts w:cs="Arial"/>
-          <w:color w:val="000000"/>
-          <w:szCs w:val="24"/>
-          <w:shd w:val="clear" w:color="auto" w:fill="FFFFFF"/>
-        </w:rPr>
-        <w:t> is simply dummy text of the printing and typesetting industry. Lorem Ipsum has been the industry's standard dummy text ever since the 1500s, when an unknown printer took a galley of type and scrambled it to make a type specimen book. It has survived not only five centuries, but also the leap into electronic typesetting, remaining essentially unchanged. It was popularised in the 1960s with the release of Letraset sheets containing Lorem Ipsum passages, and more recently with desktop publishing software like Aldus PageMaker including versions of Lorem Ipsum.</w:t>
-      </w:r>
-    </w:p>
-    <w:p/>
-    <w:p>
-      <w:pPr>
-        <w:pStyle w:val="Ttulo3"/>
-      </w:pPr>
-      <w:bookmarkStart w:id="20" w:name="_Toc225406446"/>
-      <w:bookmarkStart w:id="21" w:name="_Toc226015087"/>
-      <w:r>
-        <w:t>OUTRO</w:t>
-      </w:r>
-      <w:r>
-        <w:t xml:space="preserve"> NIVEL DE SUBTITULO</w:t>
-      </w:r>
-      <w:bookmarkEnd w:id="20"/>
-      <w:bookmarkEnd w:id="21"/>
-    </w:p>
-    <w:p>
-      <w:pPr>
-        <w:pStyle w:val="PargrafodaLista"/>
-        <w:numPr>
-          <w:ilvl w:val="0"/>
-          <w:numId w:val="5"/>
-        </w:numPr>
-        <w:rPr>
-          <w:rFonts w:cs="Arial"/>
-          <w:szCs w:val="24"/>
-        </w:rPr>
-      </w:pPr>
-      <w:r>
-        <w:rPr>
-          <w:rStyle w:val="Forte"/>
-          <w:rFonts w:cs="Arial"/>
-          <w:color w:val="000000"/>
-          <w:szCs w:val="24"/>
-          <w:shd w:val="clear" w:color="auto" w:fill="FFFFFF"/>
-        </w:rPr>
-        <w:t>Lorem Ipum</w:t>
-      </w:r>
-      <w:r>
-        <w:rPr>
-          <w:rFonts w:cs="Arial"/>
-          <w:color w:val="000000"/>
-          <w:szCs w:val="24"/>
-          <w:shd w:val="clear" w:color="auto" w:fill="FFFFFF"/>
-        </w:rPr>
-        <w:t> is simply dummy text of the printing and typesetting industry. Lorem Ipsum has been the industry's standard dummy text ever since the 1500s, when an unknown printer took a galley of type and scrambled it to make a type specimen book. It has survived not only five centuries, but also the leap into electronic typesetting, remaining essentially unchanged. It was popularised in the 1960s with the release of Letraset sheets containing Lorem Ipsum passages, and more recently with desktop publishing software like Aldus PageMaker including versions of Lorem Ipsum.</w:t>
-      </w:r>
-    </w:p>
-    <w:p/>
-    <w:p>
-      <w:pPr>
-        <w:pStyle w:val="Ttulo4"/>
-      </w:pPr>
-      <w:bookmarkStart w:id="22" w:name="_Toc226015088"/>
-      <w:r>
-        <w:lastRenderedPageBreak/>
-        <w:t>TESTE DE SUBTITULO 4</w:t>
-      </w:r>
-      <w:bookmarkEnd w:id="22"/>
-    </w:p>
-    <w:p>
-      <w:pPr>
-        <w:rPr>
-          <w:rFonts w:cs="Arial"/>
-          <w:szCs w:val="24"/>
-        </w:rPr>
-      </w:pPr>
-      <w:r>
-        <w:rPr>
-          <w:rStyle w:val="Forte"/>
-          <w:rFonts w:cs="Arial"/>
-          <w:color w:val="000000"/>
-          <w:szCs w:val="24"/>
-          <w:shd w:val="clear" w:color="auto" w:fill="FFFFFF"/>
-        </w:rPr>
-        <w:t>Lorem Ipum</w:t>
-      </w:r>
-      <w:r>
-        <w:rPr>
-          <w:rFonts w:cs="Arial"/>
-          <w:color w:val="000000"/>
-          <w:szCs w:val="24"/>
-          <w:shd w:val="clear" w:color="auto" w:fill="FFFFFF"/>
-        </w:rPr>
-        <w:t> is simply dummy text of the printing and typesetting industry. Lorem Ipsum has been the industry's standard dummy text ever since the 1500s, when an unknown printer took a galley of type and scrambled it to make a type specimen book. It has survived not only five centuries, but also the leap into electronic typesetting, remaining essentially unchanged. It was popularised in the 1960s with the release of Letraset sheets containing Lorem Ipsum passages, and more recently with desktop publishing software like Aldus PageMaker including versions of Lorem Ipsum.</w:t>
-      </w:r>
-    </w:p>
-    <w:p/>
-    <w:p>
-      <w:pPr>
-        <w:pStyle w:val="Ttulo5"/>
-      </w:pPr>
-      <w:bookmarkStart w:id="23" w:name="_Toc226015089"/>
-      <w:r>
-        <w:t>TESTE DE SUBTITULO 5</w:t>
-      </w:r>
-      <w:bookmarkEnd w:id="23"/>
-    </w:p>
-    <w:p>
-      <w:pPr>
-        <w:rPr>
-          <w:rFonts w:cs="Arial"/>
-          <w:szCs w:val="24"/>
-        </w:rPr>
-      </w:pPr>
-      <w:r>
-        <w:rPr>
-          <w:rStyle w:val="Forte"/>
-          <w:rFonts w:cs="Arial"/>
-          <w:color w:val="000000"/>
-          <w:szCs w:val="24"/>
-          <w:shd w:val="clear" w:color="auto" w:fill="FFFFFF"/>
-        </w:rPr>
-        <w:t>Lorem Ipum</w:t>
-      </w:r>
-      <w:r>
-        <w:rPr>
-          <w:rFonts w:cs="Arial"/>
-          <w:color w:val="000000"/>
-          <w:szCs w:val="24"/>
-          <w:shd w:val="clear" w:color="auto" w:fill="FFFFFF"/>
-        </w:rPr>
-        <w:t> is simply dummy text of the printing and typesetting industry. Lorem Ipsum has been the industry's standard dummy text ever since the 1500s, when an unknown printer took a galley of type and scrambled it to make a type specimen book. It has survived not only five centuries, but also the leap into electronic typesetting, remaining essentially unchanged. It was popularised in the 1960s with the release of Letraset sheets containing Lorem Ipsum passages, and more recently with desktop publishing software like Aldus PageMaker including versions of Lorem Ipsum.</w:t>
-      </w:r>
-    </w:p>
-    <w:p/>
-    <w:p>
-      <w:pPr>
-        <w:rPr>
-          <w:rFonts w:eastAsiaTheme="majorEastAsia" w:cstheme="majorBidi"/>
-          <w:szCs w:val="24"/>
-        </w:rPr>
-      </w:pPr>
-      <w:r>
-        <w:br w:type="page"/>
-      </w:r>
-    </w:p>
-    <w:p>
-      <w:pPr>
-        <w:pStyle w:val="Ttulo1"/>
-      </w:pPr>
-      <w:bookmarkStart w:id="24" w:name="_Toc225406447"/>
-      <w:bookmarkStart w:id="25" w:name="_Toc226015090"/>
-      <w:r>
-        <w:lastRenderedPageBreak/>
-        <w:t>IMERSÃO</w:t>
-      </w:r>
-      <w:bookmarkEnd w:id="24"/>
-      <w:bookmarkEnd w:id="25"/>
-    </w:p>
-    <w:p>
-      <w:pPr>
-        <w:rPr>
-          <w:rFonts w:cs="Arial"/>
-          <w:szCs w:val="24"/>
-        </w:rPr>
-      </w:pPr>
-      <w:r>
-        <w:rPr>
-          <w:rStyle w:val="Forte"/>
-          <w:rFonts w:cs="Arial"/>
-          <w:color w:val="000000"/>
-          <w:szCs w:val="24"/>
-          <w:shd w:val="clear" w:color="auto" w:fill="FFFFFF"/>
-        </w:rPr>
-        <w:t>Lorem Ipum</w:t>
-      </w:r>
-      <w:r>
-        <w:rPr>
-          <w:rFonts w:cs="Arial"/>
-          <w:color w:val="000000"/>
-          <w:szCs w:val="24"/>
-          <w:shd w:val="clear" w:color="auto" w:fill="FFFFFF"/>
-        </w:rPr>
-        <w:t> is simply dummy text of the printing and typesetting industry. Lorem Ipsum has been the industry's standard dummy text ever since the 1500s, when an unknown printer took a galley of type and scrambled it to make a type specimen book. It has survived not only five centuries, but also the leap into electronic typesetting, remaining essentially unchanged. It was popularised in the 1960s with the release of Letraset sheets containing Lorem Ipsum passages, and more recently with desktop publishing software like Aldus PageMaker including versions of Lorem Ipsum.</w:t>
-      </w:r>
-    </w:p>
-    <w:p/>
-    <w:p>
-      <w:pPr>
-        <w:pStyle w:val="Ttulo2"/>
-      </w:pPr>
-      <w:bookmarkStart w:id="26" w:name="_Toc226015091"/>
-      <w:bookmarkStart w:id="27" w:name="_GoBack"/>
-      <w:bookmarkEnd w:id="27"/>
-      <w:r>
-        <w:t>Caderno de Sensibilidade</w:t>
-      </w:r>
-      <w:bookmarkEnd w:id="26"/>
-    </w:p>
-    <w:p>
-      <w:pPr>
-        <w:pStyle w:val="imagensefontes"/>
-      </w:pPr>
+    <w:p>
+      <w:pPr>
+        <w:pStyle w:val="Legenda"/>
+        <w:keepNext/>
+      </w:pPr>
+      <w:bookmarkStart w:id="17" w:name="_Toc226624137"/>
+      <w:r>
+        <w:t xml:space="preserve">Figura </w:t>
+      </w:r>
+      <w:r>
+        <w:fldChar w:fldCharType="begin"/>
+      </w:r>
+      <w:r>
+        <w:instrText xml:space="preserve"> SEQ Figura \* ARABIC </w:instrText>
+      </w:r>
+      <w:r>
+        <w:fldChar w:fldCharType="separate"/>
+      </w:r>
       <w:r>
         <w:rPr>
           <w:noProof/>
-          <w:lang w:eastAsia="pt-BR"/>
-        </w:rPr>
+        </w:rPr>
+        <w:t>1</w:t>
+      </w:r>
+      <w:r>
+        <w:fldChar w:fldCharType="end"/>
+      </w:r>
+      <w:r>
+        <w:t>: Luffy Gear 5</w:t>
+      </w:r>
+      <w:bookmarkEnd w:id="17"/>
+    </w:p>
+    <w:p>
+      <w:pPr>
+        <w:pStyle w:val="Fonteeimagem"/>
+      </w:pPr>
+      <w:r>
         <w:drawing>
-          <wp:inline distT="0" distB="0" distL="0" distR="0" wp14:anchorId="517B76D7" wp14:editId="088AFCD6">
-            <wp:extent cx="2975389" cy="2918862"/>
-            <wp:effectExtent l="19050" t="19050" r="15875" b="15240"/>
-            <wp:docPr id="1" name="Imagem 1" descr="Descubra o que é e como organizar uma Sessão Generativa"/>
+          <wp:inline distT="0" distB="0" distL="0" distR="0">
+            <wp:extent cx="5400040" cy="2427787"/>
+            <wp:effectExtent l="19050" t="19050" r="10160" b="10795"/>
+            <wp:docPr id="3" name="Imagem 3" descr="One Piece: por que o Gear 5 de Luffy é um poder ridículo e encantador? -  Jovem Nerd"/>
             <wp:cNvGraphicFramePr>
               <a:graphicFrameLocks xmlns:a="http://schemas.openxmlformats.org/drawingml/2006/main" noChangeAspect="1"/>
             </wp:cNvGraphicFramePr>
@@ -2600,7 +2640,7 @@
               <a:graphicData uri="http://schemas.openxmlformats.org/drawingml/2006/picture">
                 <pic:pic xmlns:pic="http://schemas.openxmlformats.org/drawingml/2006/picture">
                   <pic:nvPicPr>
-                    <pic:cNvPr id="0" name="Picture 1" descr="Descubra o que é e como organizar uma Sessão Generativa"/>
+                    <pic:cNvPr id="0" name="Picture 3" descr="One Piece: por que o Gear 5 de Luffy é um poder ridículo e encantador? -  Jovem Nerd"/>
                     <pic:cNvPicPr>
                       <a:picLocks noChangeAspect="1" noChangeArrowheads="1"/>
                     </pic:cNvPicPr>
@@ -2621,7 +2661,7 @@
                   <pic:spPr bwMode="auto">
                     <a:xfrm>
                       <a:off x="0" y="0"/>
-                      <a:ext cx="3323529" cy="3260388"/>
+                      <a:ext cx="5400040" cy="2427787"/>
                     </a:xfrm>
                     <a:prstGeom prst="rect">
                       <a:avLst/>
@@ -2639,48 +2679,1001 @@
           </wp:inline>
         </w:drawing>
       </w:r>
-    </w:p>
-    <w:p>
-      <w:pPr>
-        <w:pStyle w:val="imagensefontes"/>
-      </w:pPr>
-      <w:r>
-        <w:t>Fonte:</w:t>
+      <w:r>
+        <w:t>Fonte: Paloma Barcelos, 2023</w:t>
+      </w:r>
+    </w:p>
+    <w:p>
+      <w:pPr>
+        <w:pStyle w:val="Fonteeimagem"/>
+      </w:pPr>
+    </w:p>
+    <w:p>
+      <w:pPr>
+        <w:pStyle w:val="Ttulo3"/>
+      </w:pPr>
+      <w:r>
+        <w:t>Teste nível 3</w:t>
+      </w:r>
+    </w:p>
+    <w:p>
+      <w:pPr>
+        <w:pStyle w:val="PargrafodaLista"/>
+        <w:numPr>
+          <w:ilvl w:val="0"/>
+          <w:numId w:val="5"/>
+        </w:numPr>
+        <w:rPr>
+          <w:rFonts w:cs="Arial"/>
+          <w:szCs w:val="24"/>
+        </w:rPr>
+      </w:pPr>
+      <w:r>
+        <w:rPr>
+          <w:rStyle w:val="Forte"/>
+          <w:rFonts w:cs="Arial"/>
+          <w:color w:val="000000"/>
+          <w:szCs w:val="24"/>
+          <w:shd w:val="clear" w:color="auto" w:fill="FFFFFF"/>
+        </w:rPr>
+        <w:t>Lorem Ipum</w:t>
+      </w:r>
+      <w:r>
+        <w:rPr>
+          <w:rFonts w:cs="Arial"/>
+          <w:color w:val="000000"/>
+          <w:szCs w:val="24"/>
+          <w:shd w:val="clear" w:color="auto" w:fill="FFFFFF"/>
+        </w:rPr>
+        <w:t> is simply dummy text of the printing and typesetting industry. Lorem Ipsum has been the industry's standard dummy text ever since the 1500s, when an unknown printer took a galley of type and scrambled it to make a type specimen book. It has survived not only five centuries, but also the leap into electronic typesetting, remaining essentially unchanged. It was popularised in the 1960s with the release of Letraset sheets containing Lorem Ipsum passages, and more recently with desktop publishing software like Aldus PageMaker including versions of Lorem Ipsum.</w:t>
+      </w:r>
+    </w:p>
+    <w:p/>
+    <w:p>
+      <w:pPr>
+        <w:pStyle w:val="Ttulo1"/>
+      </w:pPr>
+      <w:r>
+        <w:lastRenderedPageBreak/>
+        <w:t>IMERSÃO</w:t>
+      </w:r>
+    </w:p>
+    <w:p>
+      <w:pPr>
+        <w:rPr>
+          <w:rFonts w:cs="Arial"/>
+          <w:szCs w:val="24"/>
+        </w:rPr>
+      </w:pPr>
+      <w:r>
+        <w:rPr>
+          <w:rStyle w:val="Forte"/>
+          <w:rFonts w:cs="Arial"/>
+          <w:color w:val="000000"/>
+          <w:szCs w:val="24"/>
+          <w:shd w:val="clear" w:color="auto" w:fill="FFFFFF"/>
+        </w:rPr>
+        <w:t>Lorem Ipum</w:t>
+      </w:r>
+      <w:r>
+        <w:rPr>
+          <w:rFonts w:cs="Arial"/>
+          <w:color w:val="000000"/>
+          <w:szCs w:val="24"/>
+          <w:shd w:val="clear" w:color="auto" w:fill="FFFFFF"/>
+        </w:rPr>
+        <w:t> is simply dummy text of the printing and typesetting industry. Lorem Ipsum has been the industry's standard dummy text ever since the 1500s, when an unknown printer took a galley of type and scrambled it to make a type specimen book. It has survived not only five centuries, but also the leap into electronic typesetting, remaining essentially unchanged. It was popularised in the 1960s with the release of Letraset sheets containing Lorem Ipsum passages, and more recently with desktop publishing software like Aldus PageMaker including versions of Lorem Ipsum.</w:t>
+      </w:r>
+    </w:p>
+    <w:p>
+      <w:pPr>
+        <w:ind w:firstLine="0"/>
+      </w:pPr>
+    </w:p>
+    <w:p>
+      <w:pPr>
+        <w:pStyle w:val="Ttulo2"/>
+      </w:pPr>
+      <w:bookmarkStart w:id="18" w:name="_Toc226015091"/>
+      <w:r>
+        <w:t>Caderno de Sensibilidade</w:t>
+      </w:r>
+      <w:bookmarkEnd w:id="18"/>
+    </w:p>
+    <w:p>
+      <w:pPr>
+        <w:pStyle w:val="Legenda"/>
+      </w:pPr>
+      <w:bookmarkStart w:id="19" w:name="_Toc226624169"/>
+      <w:r>
+        <w:t xml:space="preserve">Quadro </w:t>
+      </w:r>
+      <w:r>
+        <w:fldChar w:fldCharType="begin"/>
+      </w:r>
+      <w:r>
+        <w:instrText xml:space="preserve"> SEQ Quadro \* ARABIC </w:instrText>
+      </w:r>
+      <w:r>
+        <w:fldChar w:fldCharType="separate"/>
+      </w:r>
+      <w:r>
+        <w:t>1</w:t>
+      </w:r>
+      <w:r>
+        <w:fldChar w:fldCharType="end"/>
+      </w:r>
+      <w:r>
+        <w:t>: Caderno de Sensibilidade</w:t>
+      </w:r>
+      <w:bookmarkEnd w:id="19"/>
+    </w:p>
+    <w:tbl>
+      <w:tblPr>
+        <w:tblStyle w:val="Tabelacomgrade"/>
+        <w:tblW w:w="0" w:type="auto"/>
+        <w:tblLook w:val="04A0" w:firstRow="1" w:lastRow="0" w:firstColumn="1" w:lastColumn="0" w:noHBand="0" w:noVBand="1"/>
+      </w:tblPr>
+      <w:tblGrid>
+        <w:gridCol w:w="6557"/>
+        <w:gridCol w:w="1937"/>
+      </w:tblGrid>
+      <w:tr>
+        <w:tc>
+          <w:tcPr>
+            <w:tcW w:w="6557" w:type="dxa"/>
+          </w:tcPr>
+          <w:p>
+            <w:pPr>
+              <w:pStyle w:val="imagensefontes"/>
+            </w:pPr>
+            <w:r>
+              <w:lastRenderedPageBreak/>
+              <w:t>Frase</w:t>
+            </w:r>
+          </w:p>
+        </w:tc>
+        <w:tc>
+          <w:tcPr>
+            <w:tcW w:w="1937" w:type="dxa"/>
+          </w:tcPr>
+          <w:p>
+            <w:pPr>
+              <w:pStyle w:val="imagensefontes"/>
+            </w:pPr>
+            <w:r>
+              <w:t>Sentimento</w:t>
+            </w:r>
+          </w:p>
+        </w:tc>
+      </w:tr>
+      <w:tr>
+        <w:tc>
+          <w:tcPr>
+            <w:tcW w:w="6557" w:type="dxa"/>
+          </w:tcPr>
+          <w:p>
+            <w:pPr>
+              <w:pStyle w:val="imagensefontes"/>
+            </w:pPr>
+            <w:r>
+              <w:rPr>
+                <w:rStyle w:val="Forte"/>
+                <w:rFonts w:cs="Arial"/>
+                <w:color w:val="000000"/>
+                <w:szCs w:val="24"/>
+                <w:shd w:val="clear" w:color="auto" w:fill="FFFFFF"/>
+              </w:rPr>
+              <w:t>Lorem Ipum</w:t>
+            </w:r>
+            <w:r>
+              <w:rPr>
+                <w:rFonts w:cs="Arial"/>
+                <w:color w:val="000000"/>
+                <w:szCs w:val="24"/>
+                <w:shd w:val="clear" w:color="auto" w:fill="FFFFFF"/>
+              </w:rPr>
+              <w:t> is simply dummy text of the printing and typesetting industry. Lorem Ipsum has been the industry's standard dummy text ever since the 1500s, when an unknown printer took a galley of type and scrambled it to make a type specimen book.</w:t>
+            </w:r>
+          </w:p>
+        </w:tc>
+        <w:tc>
+          <w:tcPr>
+            <w:tcW w:w="1937" w:type="dxa"/>
+          </w:tcPr>
+          <w:p>
+            <w:pPr>
+              <w:pStyle w:val="imagensefontes"/>
+              <w:ind w:firstLine="0"/>
+              <w:jc w:val="both"/>
+              <w:rPr>
+                <w:rFonts w:ascii="Segoe UI Symbol" w:hAnsi="Segoe UI Symbol"/>
+                <w:sz w:val="56"/>
+                <w:szCs w:val="56"/>
+              </w:rPr>
+            </w:pPr>
+            <w:r>
+              <w:rPr>
+                <w:rFonts w:ascii="Segoe UI Symbol" w:hAnsi="Segoe UI Symbol"/>
+                <w:sz w:val="56"/>
+                <w:szCs w:val="56"/>
+              </w:rPr>
+              <w:t xml:space="preserve">    </w:t>
+            </w:r>
+            <w:r>
+              <w:rPr>
+                <w:rFonts w:ascii="Segoe UI Symbol" w:hAnsi="Segoe UI Symbol"/>
+                <w:sz w:val="56"/>
+                <w:szCs w:val="56"/>
+              </w:rPr>
+              <w:t>😭</w:t>
+            </w:r>
+          </w:p>
+        </w:tc>
+      </w:tr>
+      <w:tr>
+        <w:tc>
+          <w:tcPr>
+            <w:tcW w:w="6557" w:type="dxa"/>
+          </w:tcPr>
+          <w:p>
+            <w:pPr>
+              <w:pStyle w:val="imagensefontes"/>
+            </w:pPr>
+            <w:r>
+              <w:rPr>
+                <w:rStyle w:val="Forte"/>
+                <w:rFonts w:cs="Arial"/>
+                <w:color w:val="000000"/>
+                <w:szCs w:val="24"/>
+                <w:shd w:val="clear" w:color="auto" w:fill="FFFFFF"/>
+              </w:rPr>
+              <w:t>Lorem Ipum</w:t>
+            </w:r>
+            <w:r>
+              <w:rPr>
+                <w:rFonts w:cs="Arial"/>
+                <w:color w:val="000000"/>
+                <w:szCs w:val="24"/>
+                <w:shd w:val="clear" w:color="auto" w:fill="FFFFFF"/>
+              </w:rPr>
+              <w:t> is simply dummy text of the printing and typesetting industry. Lorem Ipsum has been the industry's standard dummy text ever since the 1500s, when an unknown printer took a galley of type and scrambled it to make a type specimen book.</w:t>
+            </w:r>
+          </w:p>
+        </w:tc>
+        <w:tc>
+          <w:tcPr>
+            <w:tcW w:w="1937" w:type="dxa"/>
+          </w:tcPr>
+          <w:p>
+            <w:pPr>
+              <w:pStyle w:val="imagensefontes"/>
+              <w:ind w:firstLine="0"/>
+              <w:jc w:val="both"/>
+              <w:rPr>
+                <w:rFonts w:ascii="Segoe UI Symbol" w:hAnsi="Segoe UI Symbol"/>
+                <w:sz w:val="56"/>
+                <w:szCs w:val="56"/>
+              </w:rPr>
+            </w:pPr>
+            <w:r>
+              <w:rPr>
+                <w:rFonts w:ascii="Segoe UI Symbol" w:hAnsi="Segoe UI Symbol"/>
+                <w:sz w:val="56"/>
+                <w:szCs w:val="56"/>
+              </w:rPr>
+              <w:t xml:space="preserve">    </w:t>
+            </w:r>
+            <w:r>
+              <w:rPr>
+                <w:rFonts w:ascii="Segoe UI Symbol" w:hAnsi="Segoe UI Symbol"/>
+                <w:sz w:val="56"/>
+                <w:szCs w:val="56"/>
+              </w:rPr>
+              <w:t>☹</w:t>
+            </w:r>
+          </w:p>
+        </w:tc>
+      </w:tr>
+      <w:tr>
+        <w:tc>
+          <w:tcPr>
+            <w:tcW w:w="6557" w:type="dxa"/>
+          </w:tcPr>
+          <w:p>
+            <w:pPr>
+              <w:pStyle w:val="imagensefontes"/>
+            </w:pPr>
+            <w:r>
+              <w:rPr>
+                <w:rStyle w:val="Forte"/>
+                <w:rFonts w:cs="Arial"/>
+                <w:color w:val="000000"/>
+                <w:szCs w:val="24"/>
+                <w:shd w:val="clear" w:color="auto" w:fill="FFFFFF"/>
+              </w:rPr>
+              <w:t>Lorem Ipum</w:t>
+            </w:r>
+            <w:r>
+              <w:rPr>
+                <w:rFonts w:cs="Arial"/>
+                <w:color w:val="000000"/>
+                <w:szCs w:val="24"/>
+                <w:shd w:val="clear" w:color="auto" w:fill="FFFFFF"/>
+              </w:rPr>
+              <w:t> is simply dummy text of the printing and typesetting industry. Lorem Ipsum has been the industry's standard dummy text ever since the 1500s, when an unknown printer took a galley of type and scrambled it to make a type specimen book.</w:t>
+            </w:r>
+          </w:p>
+        </w:tc>
+        <w:tc>
+          <w:tcPr>
+            <w:tcW w:w="1937" w:type="dxa"/>
+          </w:tcPr>
+          <w:p>
+            <w:pPr>
+              <w:pStyle w:val="imagensefontes"/>
+              <w:ind w:firstLine="0"/>
+              <w:jc w:val="both"/>
+              <w:rPr>
+                <w:rFonts w:ascii="Segoe UI Symbol" w:hAnsi="Segoe UI Symbol"/>
+                <w:sz w:val="56"/>
+                <w:szCs w:val="56"/>
+              </w:rPr>
+            </w:pPr>
+            <w:r>
+              <w:rPr>
+                <w:rFonts w:ascii="Segoe UI Symbol" w:hAnsi="Segoe UI Symbol"/>
+                <w:sz w:val="56"/>
+                <w:szCs w:val="56"/>
+              </w:rPr>
+              <w:t xml:space="preserve">    </w:t>
+            </w:r>
+            <w:r>
+              <w:rPr>
+                <w:rFonts w:ascii="Segoe UI Symbol" w:hAnsi="Segoe UI Symbol"/>
+                <w:sz w:val="56"/>
+                <w:szCs w:val="56"/>
+              </w:rPr>
+              <w:t>🙂</w:t>
+            </w:r>
+          </w:p>
+        </w:tc>
+      </w:tr>
+      <w:tr>
+        <w:tc>
+          <w:tcPr>
+            <w:tcW w:w="6557" w:type="dxa"/>
+          </w:tcPr>
+          <w:p>
+            <w:pPr>
+              <w:pStyle w:val="imagensefontes"/>
+            </w:pPr>
+            <w:r>
+              <w:rPr>
+                <w:rStyle w:val="Forte"/>
+                <w:rFonts w:cs="Arial"/>
+                <w:color w:val="000000"/>
+                <w:szCs w:val="24"/>
+                <w:shd w:val="clear" w:color="auto" w:fill="FFFFFF"/>
+              </w:rPr>
+              <w:t>Lorem Ipum</w:t>
+            </w:r>
+            <w:r>
+              <w:rPr>
+                <w:rFonts w:cs="Arial"/>
+                <w:color w:val="000000"/>
+                <w:szCs w:val="24"/>
+                <w:shd w:val="clear" w:color="auto" w:fill="FFFFFF"/>
+              </w:rPr>
+              <w:t> is simply dummy text of the printing and typesetting industry. Lorem Ipsum has been the industry's standard dummy text ever since the 1500s, when an unknown printer took a galley of type and scrambled it to make a type specimen book.</w:t>
+            </w:r>
+          </w:p>
+        </w:tc>
+        <w:tc>
+          <w:tcPr>
+            <w:tcW w:w="1937" w:type="dxa"/>
+          </w:tcPr>
+          <w:p>
+            <w:pPr>
+              <w:pStyle w:val="imagensefontes"/>
+              <w:ind w:firstLine="0"/>
+              <w:jc w:val="both"/>
+              <w:rPr>
+                <w:rFonts w:ascii="Segoe UI Symbol" w:hAnsi="Segoe UI Symbol"/>
+                <w:sz w:val="56"/>
+                <w:szCs w:val="56"/>
+              </w:rPr>
+            </w:pPr>
+            <w:r>
+              <w:rPr>
+                <w:rFonts w:ascii="Segoe UI Symbol" w:hAnsi="Segoe UI Symbol"/>
+                <w:sz w:val="56"/>
+                <w:szCs w:val="56"/>
+              </w:rPr>
+              <w:t xml:space="preserve">    </w:t>
+            </w:r>
+            <w:r>
+              <w:rPr>
+                <w:rFonts w:ascii="Segoe UI Symbol" w:hAnsi="Segoe UI Symbol"/>
+                <w:sz w:val="56"/>
+                <w:szCs w:val="56"/>
+              </w:rPr>
+              <w:t>🤣</w:t>
+            </w:r>
+          </w:p>
+        </w:tc>
+      </w:tr>
+      <w:tr>
+        <w:tc>
+          <w:tcPr>
+            <w:tcW w:w="6557" w:type="dxa"/>
+          </w:tcPr>
+          <w:p>
+            <w:pPr>
+              <w:pStyle w:val="imagensefontes"/>
+            </w:pPr>
+            <w:r>
+              <w:rPr>
+                <w:rStyle w:val="Forte"/>
+                <w:rFonts w:cs="Arial"/>
+                <w:color w:val="000000"/>
+                <w:szCs w:val="24"/>
+                <w:shd w:val="clear" w:color="auto" w:fill="FFFFFF"/>
+              </w:rPr>
+              <w:t>Lorem Ipum</w:t>
+            </w:r>
+            <w:r>
+              <w:rPr>
+                <w:rFonts w:cs="Arial"/>
+                <w:color w:val="000000"/>
+                <w:szCs w:val="24"/>
+                <w:shd w:val="clear" w:color="auto" w:fill="FFFFFF"/>
+              </w:rPr>
+              <w:t> is simply dummy text of the printing and typesetting industry. Lorem Ipsum has been the industry's standard dummy text ever since the 1500s, when an unknown printer took a galley of type and scrambled it to make a type specimen book.</w:t>
+            </w:r>
+          </w:p>
+        </w:tc>
+        <w:tc>
+          <w:tcPr>
+            <w:tcW w:w="1937" w:type="dxa"/>
+          </w:tcPr>
+          <w:p>
+            <w:pPr>
+              <w:pStyle w:val="imagensefontes"/>
+              <w:ind w:firstLine="0"/>
+              <w:jc w:val="both"/>
+              <w:rPr>
+                <w:rFonts w:ascii="Segoe UI Symbol" w:hAnsi="Segoe UI Symbol"/>
+                <w:sz w:val="56"/>
+                <w:szCs w:val="56"/>
+              </w:rPr>
+            </w:pPr>
+            <w:r>
+              <w:rPr>
+                <w:rFonts w:ascii="Segoe UI Symbol" w:hAnsi="Segoe UI Symbol"/>
+                <w:sz w:val="56"/>
+                <w:szCs w:val="56"/>
+              </w:rPr>
+              <w:t xml:space="preserve">    </w:t>
+            </w:r>
+            <w:r>
+              <w:rPr>
+                <w:rFonts w:ascii="Segoe UI Symbol" w:hAnsi="Segoe UI Symbol"/>
+                <w:sz w:val="56"/>
+                <w:szCs w:val="56"/>
+              </w:rPr>
+              <w:t>😑</w:t>
+            </w:r>
+          </w:p>
+        </w:tc>
+      </w:tr>
+    </w:tbl>
+    <w:p>
+      <w:pPr>
+        <w:pStyle w:val="Fonteeimagem"/>
+      </w:pPr>
+      <w:r>
+        <w:t xml:space="preserve">Fonte: </w:t>
+      </w:r>
+      <w:r>
+        <w:t>Os Autores, 2026</w:t>
       </w:r>
       <w:r>
         <w:t xml:space="preserve"> </w:t>
       </w:r>
-      <w:r>
-        <w:t>M</w:t>
-      </w:r>
-      <w:r>
-        <w:t>jvinnovation.com</w:t>
-      </w:r>
-      <w:r>
-        <w:t xml:space="preserve">, 2015 </w:t>
-      </w:r>
+    </w:p>
+    <w:p>
+      <w:pPr>
+        <w:pStyle w:val="Ttulo3"/>
+      </w:pPr>
       <w:r>
         <w:br w:type="page"/>
       </w:r>
     </w:p>
     <w:p>
       <w:pPr>
+        <w:pStyle w:val="Ttulo2"/>
+      </w:pPr>
+      <w:r>
+        <w:lastRenderedPageBreak/>
+        <w:t>Pesquisa de Campo</w:t>
+      </w:r>
+    </w:p>
+    <w:p>
+      <w:r>
+        <w:t>Aqui vai a introdução explicando a pesquisa</w:t>
+      </w:r>
+    </w:p>
+    <w:p>
+      <w:pPr>
+        <w:pStyle w:val="Legenda"/>
+        <w:keepNext/>
+      </w:pPr>
+      <w:r>
+        <w:t>Gráfico 1</w:t>
+      </w:r>
+      <w:r>
+        <w:t xml:space="preserve">: </w:t>
+      </w:r>
+      <w:r>
+        <w:t>Idade do público Alvo</w:t>
+      </w:r>
+    </w:p>
+    <w:p>
+      <w:pPr>
+        <w:pStyle w:val="Fonteeimagem"/>
+      </w:pPr>
+      <w:r>
+        <w:rPr>
+          <w:noProof/>
+          <w:lang w:eastAsia="pt-BR"/>
+        </w:rPr>
+        <w:drawing>
+          <wp:inline distT="0" distB="0" distL="0" distR="0">
+            <wp:extent cx="5400040" cy="3150235"/>
+            <wp:effectExtent l="0" t="0" r="10160" b="12065"/>
+            <wp:docPr id="4" name="Gráfico 4"/>
+            <wp:cNvGraphicFramePr/>
+            <a:graphic xmlns:a="http://schemas.openxmlformats.org/drawingml/2006/main">
+              <a:graphicData uri="http://schemas.openxmlformats.org/drawingml/2006/chart">
+                <c:chart xmlns:c="http://schemas.openxmlformats.org/drawingml/2006/chart" xmlns:r="http://schemas.openxmlformats.org/officeDocument/2006/relationships" r:id="rId7"/>
+              </a:graphicData>
+            </a:graphic>
+          </wp:inline>
+        </w:drawing>
+      </w:r>
+    </w:p>
+    <w:p>
+      <w:pPr>
+        <w:pStyle w:val="Fonteeimagem"/>
+      </w:pPr>
+      <w:r>
+        <w:t>Fontes: Os Autores, 2026</w:t>
+      </w:r>
+    </w:p>
+    <w:p/>
+    <w:p/>
+    <w:p>
+      <w:pPr>
         <w:pStyle w:val="Ttulo1"/>
       </w:pPr>
-      <w:bookmarkStart w:id="28" w:name="_Toc225406448"/>
-      <w:bookmarkStart w:id="29" w:name="_Toc226015092"/>
-      <w:r>
+      <w:bookmarkStart w:id="20" w:name="_Toc225406448"/>
+      <w:bookmarkStart w:id="21" w:name="_Toc226015092"/>
+      <w:r>
+        <w:t>Analise</w:t>
+      </w:r>
+      <w:r>
+        <w:t xml:space="preserve"> e </w:t>
+      </w:r>
+      <w:r>
+        <w:t>síntese</w:t>
+      </w:r>
+      <w:bookmarkEnd w:id="20"/>
+      <w:bookmarkEnd w:id="21"/>
+    </w:p>
+    <w:p>
+      <w:pPr>
+        <w:pStyle w:val="Ttulo2"/>
+      </w:pPr>
+      <w:r>
+        <w:t>Brainstorm</w:t>
+      </w:r>
+      <w:r>
+        <w:t>ing</w:t>
+      </w:r>
+    </w:p>
+    <w:p>
+      <w:pPr>
+        <w:pStyle w:val="Citao"/>
+      </w:pPr>
+      <w:r>
+        <w:t>Brainstorming (ou tempestade de ideias, em português) é um método para gerar novas ideias e soluções inovadoras.</w:t>
+      </w:r>
+    </w:p>
+    <w:p>
+      <w:pPr>
+        <w:pStyle w:val="Citao"/>
+      </w:pPr>
+      <w:r>
+        <w:t xml:space="preserve">Com as técnicas e abordagens certas, suas reuniões de brainstorming podem desbloquear as ideias mais criativas de sua equipe seja para desenvolver estratégias e projetos ou simplesmente resolver problemas. Quer aprender tudo sobre o que é brainstorming, como fazer, técnicas, ver modelos e exemplos, e obter o máximo de cada sessão de brainstorming? Então continue lendo para ficar expert no assunto! Ou, se prefere aprender na prática, crie agora sua conta gratuita na Miro e comece a usar a nossa ferramenta para fazer seu </w:t>
+      </w:r>
+      <w:r>
+        <w:t>brainstorming online</w:t>
+      </w:r>
+      <w:r>
+        <w:t xml:space="preserve"> individual ou em equipe em uma lousa online infinita.</w:t>
+      </w:r>
+    </w:p>
+    <w:p>
+      <w:pPr>
+        <w:pStyle w:val="Citao"/>
+      </w:pPr>
+      <w:r>
+        <w:t>(Miro Brasil, 2025)</w:t>
+      </w:r>
+    </w:p>
+    <w:p>
+      <w:pPr>
+        <w:rPr>
+          <w:rFonts w:cs="Arial"/>
+          <w:szCs w:val="24"/>
+        </w:rPr>
+      </w:pPr>
+      <w:r>
+        <w:rPr>
+          <w:rStyle w:val="Forte"/>
+          <w:rFonts w:cs="Arial"/>
+          <w:color w:val="000000"/>
+          <w:szCs w:val="24"/>
+          <w:shd w:val="clear" w:color="auto" w:fill="FFFFFF"/>
+        </w:rPr>
+        <w:t>Lorem Ipum</w:t>
+      </w:r>
+      <w:r>
+        <w:rPr>
+          <w:rFonts w:cs="Arial"/>
+          <w:color w:val="000000"/>
+          <w:szCs w:val="24"/>
+          <w:shd w:val="clear" w:color="auto" w:fill="FFFFFF"/>
+        </w:rPr>
+        <w:t xml:space="preserve"> is simply dummy text of the printing and typesetting industry. Lorem Ipsum has been the industry's standard dummy text ever since the 1500s, when an unknown printer took a galley of type and scrambled it to make a type specimen book. It has survived not only five centuries, but also the leap into electronic typesetting, remaining essentially unchanged. It was popularised in the </w:t>
+      </w:r>
+      <w:r>
+        <w:rPr>
+          <w:rFonts w:cs="Arial"/>
+          <w:color w:val="000000"/>
+          <w:szCs w:val="24"/>
+          <w:shd w:val="clear" w:color="auto" w:fill="FFFFFF"/>
+        </w:rPr>
         <w:lastRenderedPageBreak/>
-        <w:t>Analise</w:t>
-      </w:r>
-      <w:r>
-        <w:t xml:space="preserve"> e </w:t>
-      </w:r>
-      <w:r>
-        <w:t>síntese</w:t>
-      </w:r>
-      <w:bookmarkEnd w:id="28"/>
-      <w:bookmarkEnd w:id="29"/>
+        <w:t>1960s with the release of Letraset sheets containing Lorem Ipsum passages, and more recently with desktop publishing software like Aldus PageMaker including versions of Lorem Ipsum.</w:t>
+      </w:r>
+    </w:p>
+    <w:p>
+      <w:pPr>
+        <w:pStyle w:val="Ttulo2"/>
+      </w:pPr>
+      <w:r>
+        <w:t>Persona</w:t>
+      </w:r>
+    </w:p>
+    <w:p>
+      <w:pPr>
+        <w:pStyle w:val="Citao"/>
+        <w:rPr>
+          <w:shd w:val="clear" w:color="auto" w:fill="FFFFFF"/>
+        </w:rPr>
+      </w:pPr>
+      <w:r>
+        <w:rPr>
+          <w:rStyle w:val="Forte"/>
+          <w:rFonts w:cs="Arial"/>
+          <w:color w:val="000000"/>
+          <w:szCs w:val="24"/>
+          <w:shd w:val="clear" w:color="auto" w:fill="FFFFFF"/>
+        </w:rPr>
+        <w:t>Lorem Ipum</w:t>
+      </w:r>
+      <w:r>
+        <w:rPr>
+          <w:shd w:val="clear" w:color="auto" w:fill="FFFFFF"/>
+        </w:rPr>
+        <w:t xml:space="preserve"> is simply dummy text of the printing and typesetting </w:t>
+      </w:r>
+      <w:proofErr w:type="gramStart"/>
+      <w:r>
+        <w:rPr>
+          <w:shd w:val="clear" w:color="auto" w:fill="FFFFFF"/>
+        </w:rPr>
+        <w:t>industry</w:t>
+      </w:r>
+      <w:proofErr w:type="gramEnd"/>
+      <w:r>
+        <w:rPr>
+          <w:shd w:val="clear" w:color="auto" w:fill="FFFFFF"/>
+        </w:rPr>
+        <w:t>. Lorem Ipsum has been the industry's standard dummy text ever since the 1500s, when an unknown printer took a galley of type and scrambled it to make a type specimen book. It has survived not only five centuries, but also the leap into electronic typesetting, remaining essentially unchanged. It was popularised in the 1960s with the release of Letraset sheets containing Lorem Ipsum passages, and more recently with desktop publishing software like Aldus PageMaker including versions of Lorem Ipsum.</w:t>
+      </w:r>
+    </w:p>
+    <w:p>
+      <w:pPr>
+        <w:rPr>
+          <w:rFonts w:cs="Arial"/>
+          <w:color w:val="000000"/>
+          <w:szCs w:val="24"/>
+          <w:shd w:val="clear" w:color="auto" w:fill="FFFFFF"/>
+        </w:rPr>
+      </w:pPr>
+      <w:r>
+        <w:rPr>
+          <w:rStyle w:val="Forte"/>
+          <w:rFonts w:cs="Arial"/>
+          <w:color w:val="000000"/>
+          <w:szCs w:val="24"/>
+          <w:shd w:val="clear" w:color="auto" w:fill="FFFFFF"/>
+        </w:rPr>
+        <w:t>Lorem Ipum</w:t>
+      </w:r>
+      <w:r>
+        <w:rPr>
+          <w:rFonts w:cs="Arial"/>
+          <w:color w:val="000000"/>
+          <w:szCs w:val="24"/>
+          <w:shd w:val="clear" w:color="auto" w:fill="FFFFFF"/>
+        </w:rPr>
+        <w:t xml:space="preserve"> is simply dummy text of the printing and typesetting industry. Lorem Ipsum has been the industry's standard dummy text ever since the 1500s, when an unknown printer took a galley of type and scrambled it to make a type specimen book. </w:t>
+      </w:r>
+    </w:p>
+    <w:p>
+      <w:pPr>
+        <w:spacing w:after="160" w:line="259" w:lineRule="auto"/>
+        <w:ind w:firstLine="0"/>
+        <w:jc w:val="left"/>
+        <w:rPr>
+          <w:rFonts w:cs="Arial"/>
+          <w:color w:val="000000"/>
+          <w:szCs w:val="24"/>
+          <w:shd w:val="clear" w:color="auto" w:fill="FFFFFF"/>
+        </w:rPr>
+      </w:pPr>
+      <w:r>
+        <w:rPr>
+          <w:rFonts w:cs="Arial"/>
+          <w:color w:val="000000"/>
+          <w:szCs w:val="24"/>
+          <w:shd w:val="clear" w:color="auto" w:fill="FFFFFF"/>
+        </w:rPr>
+        <w:br w:type="page"/>
+      </w:r>
+    </w:p>
+    <w:p>
+      <w:pPr>
+        <w:pStyle w:val="Ttulo1"/>
+      </w:pPr>
+      <w:r>
+        <w:lastRenderedPageBreak/>
+        <w:t>ASPECTOS ESTRATÉGICOS</w:t>
+      </w:r>
+    </w:p>
+    <w:p>
+      <w:pPr>
+        <w:pStyle w:val="Ttulo2"/>
+      </w:pPr>
+      <w:r>
+        <w:t>Planejamento financeiro</w:t>
+      </w:r>
+    </w:p>
+    <w:p>
+      <w:pPr>
+        <w:pStyle w:val="Legenda"/>
+        <w:keepNext/>
+      </w:pPr>
+      <w:bookmarkStart w:id="22" w:name="_Toc226624179"/>
+      <w:bookmarkStart w:id="23" w:name="_Toc226624221"/>
+      <w:r>
+        <w:t xml:space="preserve">Tabela </w:t>
+      </w:r>
+      <w:r>
+        <w:fldChar w:fldCharType="begin"/>
+      </w:r>
+      <w:r>
+        <w:instrText xml:space="preserve"> SEQ Tabela \* ARABIC </w:instrText>
+      </w:r>
+      <w:r>
+        <w:fldChar w:fldCharType="separate"/>
+      </w:r>
+      <w:r>
+        <w:rPr>
+          <w:noProof/>
+        </w:rPr>
+        <w:t>1</w:t>
+      </w:r>
+      <w:r>
+        <w:fldChar w:fldCharType="end"/>
+      </w:r>
+      <w:r>
+        <w:t>: Preços do serviço</w:t>
+      </w:r>
+      <w:bookmarkEnd w:id="22"/>
+      <w:bookmarkEnd w:id="23"/>
+    </w:p>
+    <w:tbl>
+      <w:tblPr>
+        <w:tblStyle w:val="Tabelacomgrade"/>
+        <w:tblW w:w="0" w:type="auto"/>
+        <w:tblBorders>
+          <w:left w:val="none" w:sz="0" w:space="0" w:color="auto"/>
+          <w:right w:val="none" w:sz="0" w:space="0" w:color="auto"/>
+        </w:tblBorders>
+        <w:tblLook w:val="04A0" w:firstRow="1" w:lastRow="0" w:firstColumn="1" w:lastColumn="0" w:noHBand="0" w:noVBand="1"/>
+      </w:tblPr>
+      <w:tblGrid>
+        <w:gridCol w:w="4247"/>
+        <w:gridCol w:w="4247"/>
+      </w:tblGrid>
+      <w:tr>
+        <w:tc>
+          <w:tcPr>
+            <w:tcW w:w="4247" w:type="dxa"/>
+          </w:tcPr>
+          <w:p>
+            <w:pPr>
+              <w:pStyle w:val="Fonteeimagem"/>
+              <w:rPr>
+                <w:b/>
+              </w:rPr>
+            </w:pPr>
+            <w:r>
+              <w:rPr>
+                <w:b/>
+              </w:rPr>
+              <w:t>Plano</w:t>
+            </w:r>
+          </w:p>
+        </w:tc>
+        <w:tc>
+          <w:tcPr>
+            <w:tcW w:w="4247" w:type="dxa"/>
+          </w:tcPr>
+          <w:p>
+            <w:pPr>
+              <w:pStyle w:val="Fonteeimagem"/>
+              <w:rPr>
+                <w:b/>
+              </w:rPr>
+            </w:pPr>
+            <w:r>
+              <w:rPr>
+                <w:b/>
+              </w:rPr>
+              <w:t>Preço</w:t>
+            </w:r>
+          </w:p>
+        </w:tc>
+      </w:tr>
+      <w:tr>
+        <w:tc>
+          <w:tcPr>
+            <w:tcW w:w="4247" w:type="dxa"/>
+          </w:tcPr>
+          <w:p>
+            <w:pPr>
+              <w:ind w:firstLine="0"/>
+            </w:pPr>
+            <w:r>
+              <w:t>Bronze</w:t>
+            </w:r>
+          </w:p>
+        </w:tc>
+        <w:tc>
+          <w:tcPr>
+            <w:tcW w:w="4247" w:type="dxa"/>
+          </w:tcPr>
+          <w:p>
+            <w:pPr>
+              <w:ind w:firstLine="0"/>
+            </w:pPr>
+            <w:r>
+              <w:t>R$ 9,90</w:t>
+            </w:r>
+          </w:p>
+        </w:tc>
+      </w:tr>
+      <w:tr>
+        <w:tc>
+          <w:tcPr>
+            <w:tcW w:w="4247" w:type="dxa"/>
+          </w:tcPr>
+          <w:p>
+            <w:pPr>
+              <w:ind w:firstLine="0"/>
+            </w:pPr>
+            <w:r>
+              <w:t>Prata</w:t>
+            </w:r>
+          </w:p>
+        </w:tc>
+        <w:tc>
+          <w:tcPr>
+            <w:tcW w:w="4247" w:type="dxa"/>
+          </w:tcPr>
+          <w:p>
+            <w:pPr>
+              <w:ind w:firstLine="0"/>
+            </w:pPr>
+            <w:r>
+              <w:t>R$ 15,90</w:t>
+            </w:r>
+          </w:p>
+        </w:tc>
+      </w:tr>
+      <w:tr>
+        <w:tc>
+          <w:tcPr>
+            <w:tcW w:w="4247" w:type="dxa"/>
+          </w:tcPr>
+          <w:p>
+            <w:pPr>
+              <w:ind w:firstLine="0"/>
+            </w:pPr>
+            <w:r>
+              <w:t>Ouro</w:t>
+            </w:r>
+          </w:p>
+        </w:tc>
+        <w:tc>
+          <w:tcPr>
+            <w:tcW w:w="4247" w:type="dxa"/>
+          </w:tcPr>
+          <w:p>
+            <w:pPr>
+              <w:ind w:firstLine="0"/>
+            </w:pPr>
+            <w:r>
+              <w:t>R$ 20,90</w:t>
+            </w:r>
+          </w:p>
+        </w:tc>
+      </w:tr>
+      <w:tr>
+        <w:tc>
+          <w:tcPr>
+            <w:tcW w:w="4247" w:type="dxa"/>
+          </w:tcPr>
+          <w:p>
+            <w:pPr>
+              <w:ind w:firstLine="0"/>
+            </w:pPr>
+            <w:r>
+              <w:t>D</w:t>
+            </w:r>
+            <w:r>
+              <w:t>iamante</w:t>
+            </w:r>
+          </w:p>
+        </w:tc>
+        <w:tc>
+          <w:tcPr>
+            <w:tcW w:w="4247" w:type="dxa"/>
+          </w:tcPr>
+          <w:p>
+            <w:pPr>
+              <w:ind w:firstLine="0"/>
+            </w:pPr>
+            <w:r>
+              <w:t>R$ 50,00</w:t>
+            </w:r>
+          </w:p>
+        </w:tc>
+      </w:tr>
+    </w:tbl>
+    <w:p>
+      <w:pPr>
+        <w:pStyle w:val="Fonteeimagem"/>
+      </w:pPr>
+      <w:r>
+        <w:t>Fonte: Os Autores, 2026</w:t>
+      </w:r>
     </w:p>
     <w:p>
       <w:pPr>
@@ -2701,19 +3694,41 @@
           <w:numId w:val="0"/>
         </w:numPr>
       </w:pPr>
-      <w:bookmarkStart w:id="30" w:name="_Toc226015093"/>
+      <w:bookmarkStart w:id="24" w:name="_Toc226015093"/>
       <w:r>
         <w:lastRenderedPageBreak/>
         <w:t>REFERENCIAS</w:t>
       </w:r>
-      <w:bookmarkEnd w:id="30"/>
+      <w:bookmarkEnd w:id="24"/>
     </w:p>
     <w:p>
       <w:pPr>
         <w:ind w:firstLine="0"/>
       </w:pPr>
       <w:r>
-        <w:t>https://www.mjvinnovation.com/pt-br/blog/conheca-a-sessao-generativa-e-entenda-seus-usuarios/</w:t>
+        <w:br/>
+      </w:r>
+      <w:r>
+        <w:t xml:space="preserve">MIRO. </w:t>
+      </w:r>
+      <w:r>
+        <w:rPr>
+          <w:b/>
+          <w:bCs/>
+        </w:rPr>
+        <w:t>Brainstorming: o que é, técnicas e como fazer</w:t>
+      </w:r>
+      <w:r>
+        <w:t>. [S. l.], [2025</w:t>
+      </w:r>
+      <w:r>
+        <w:t xml:space="preserve">]. Disponível em: </w:t>
+      </w:r>
+      <w:r>
+        <w:t>https://miro.com/pt/brainstorming/o-que-e-brainstorming/</w:t>
+      </w:r>
+      <w:r>
+        <w:t>. Acesso em: 9 abr. 2026.</w:t>
       </w:r>
     </w:p>
     <w:sectPr>
@@ -2727,7 +3742,7 @@
 </file>
 
 <file path=word/numbering.xml><?xml version="1.0" encoding="utf-8"?>
-<w:numbering xmlns:wpc="http://schemas.microsoft.com/office/word/2010/wordprocessingCanvas" xmlns:cx="http://schemas.microsoft.com/office/drawing/2014/chartex" xmlns:mc="http://schemas.openxmlformats.org/markup-compatibility/2006" xmlns:o="urn:schemas-microsoft-com:office:office" xmlns:r="http://schemas.openxmlformats.org/officeDocument/2006/relationships" xmlns:m="http://schemas.openxmlformats.org/officeDocument/2006/math" xmlns:v="urn:schemas-microsoft-com:vml" xmlns:wp14="http://schemas.microsoft.com/office/word/2010/wordprocessingDrawing" xmlns:wp="http://schemas.openxmlformats.org/drawingml/2006/wordprocessingDrawing" xmlns:w10="urn:schemas-microsoft-com:office:word" xmlns:w="http://schemas.openxmlformats.org/wordprocessingml/2006/main" xmlns:w14="http://schemas.microsoft.com/office/word/2010/wordml" xmlns:w15="http://schemas.microsoft.com/office/word/2012/wordml" xmlns:w16se="http://schemas.microsoft.com/office/word/2015/wordml/symex" xmlns:wpg="http://schemas.microsoft.com/office/word/2010/wordprocessingGroup" xmlns:wpi="http://schemas.microsoft.com/office/word/2010/wordprocessingInk" xmlns:wne="http://schemas.microsoft.com/office/word/2006/wordml" xmlns:wps="http://schemas.microsoft.com/office/word/2010/wordprocessingShape" mc:Ignorable="w14 w15 w16se wp14">
+<w:numbering xmlns:wpc="http://schemas.microsoft.com/office/word/2010/wordprocessingCanvas" xmlns:cx="http://schemas.microsoft.com/office/drawing/2014/chartex" xmlns:cx1="http://schemas.microsoft.com/office/drawing/2015/9/8/chartex" xmlns:mc="http://schemas.openxmlformats.org/markup-compatibility/2006" xmlns:o="urn:schemas-microsoft-com:office:office" xmlns:r="http://schemas.openxmlformats.org/officeDocument/2006/relationships" xmlns:m="http://schemas.openxmlformats.org/officeDocument/2006/math" xmlns:v="urn:schemas-microsoft-com:vml" xmlns:wp14="http://schemas.microsoft.com/office/word/2010/wordprocessingDrawing" xmlns:wp="http://schemas.openxmlformats.org/drawingml/2006/wordprocessingDrawing" xmlns:w10="urn:schemas-microsoft-com:office:word" xmlns:w="http://schemas.openxmlformats.org/wordprocessingml/2006/main" xmlns:w14="http://schemas.microsoft.com/office/word/2010/wordml" xmlns:w15="http://schemas.microsoft.com/office/word/2012/wordml" xmlns:w16se="http://schemas.microsoft.com/office/word/2015/wordml/symex" xmlns:wpg="http://schemas.microsoft.com/office/word/2010/wordprocessingGroup" xmlns:wpi="http://schemas.microsoft.com/office/word/2010/wordprocessingInk" xmlns:wne="http://schemas.microsoft.com/office/word/2006/wordml" xmlns:wps="http://schemas.microsoft.com/office/word/2010/wordprocessingShape" mc:Ignorable="w14 w15 w16se wp14">
   <w:abstractNum w:abstractNumId="0" w15:restartNumberingAfterBreak="0">
     <w:nsid w:val="505D4E37"/>
     <w:multiLevelType w:val="hybridMultilevel"/>
@@ -3669,7 +4684,7 @@
   <w:style w:type="paragraph" w:default="1" w:styleId="Normal">
     <w:name w:val="Normal"/>
     <w:qFormat/>
-    <w:rsid w:val="001075F1"/>
+    <w:rsid w:val="00797F64"/>
     <w:pPr>
       <w:spacing w:after="120" w:line="360" w:lineRule="auto"/>
       <w:ind w:firstLine="709"/>
@@ -4121,7 +5136,1168 @@
       <w:ind w:firstLine="0"/>
     </w:pPr>
   </w:style>
+  <w:style w:type="paragraph" w:styleId="NormalWeb">
+    <w:name w:val="Normal (Web)"/>
+    <w:basedOn w:val="Normal"/>
+    <w:uiPriority w:val="99"/>
+    <w:unhideWhenUsed/>
+    <w:rsid w:val="00967425"/>
+    <w:pPr>
+      <w:spacing w:before="100" w:beforeAutospacing="1" w:after="100" w:afterAutospacing="1" w:line="240" w:lineRule="auto"/>
+      <w:ind w:firstLine="0"/>
+      <w:jc w:val="left"/>
+    </w:pPr>
+    <w:rPr>
+      <w:rFonts w:ascii="Times New Roman" w:eastAsia="Times New Roman" w:hAnsi="Times New Roman" w:cs="Times New Roman"/>
+      <w:szCs w:val="24"/>
+      <w:lang w:eastAsia="pt-BR"/>
+    </w:rPr>
+  </w:style>
+  <w:style w:type="paragraph" w:styleId="Citao">
+    <w:name w:val="Quote"/>
+    <w:basedOn w:val="Normal"/>
+    <w:next w:val="Normal"/>
+    <w:link w:val="CitaoChar"/>
+    <w:uiPriority w:val="29"/>
+    <w:qFormat/>
+    <w:rsid w:val="00967425"/>
+    <w:pPr>
+      <w:spacing w:before="120" w:line="240" w:lineRule="auto"/>
+      <w:ind w:left="2268" w:firstLine="0"/>
+    </w:pPr>
+    <w:rPr>
+      <w:iCs/>
+      <w:sz w:val="20"/>
+    </w:rPr>
+  </w:style>
+  <w:style w:type="character" w:customStyle="1" w:styleId="CitaoChar">
+    <w:name w:val="Citação Char"/>
+    <w:basedOn w:val="Fontepargpadro"/>
+    <w:link w:val="Citao"/>
+    <w:uiPriority w:val="29"/>
+    <w:rsid w:val="00967425"/>
+    <w:rPr>
+      <w:rFonts w:ascii="Arial" w:hAnsi="Arial"/>
+      <w:iCs/>
+      <w:sz w:val="20"/>
+    </w:rPr>
+  </w:style>
+  <w:style w:type="paragraph" w:customStyle="1" w:styleId="Fonteeimagem">
+    <w:name w:val="Fonte e imagem"/>
+    <w:basedOn w:val="Normal"/>
+    <w:link w:val="FonteeimagemChar"/>
+    <w:qFormat/>
+    <w:rsid w:val="00B21DA1"/>
+    <w:pPr>
+      <w:spacing w:before="120" w:line="240" w:lineRule="auto"/>
+      <w:ind w:firstLine="0"/>
+      <w:jc w:val="center"/>
+    </w:pPr>
+    <w:rPr>
+      <w:rFonts w:cs="Arial"/>
+      <w:sz w:val="20"/>
+      <w:szCs w:val="24"/>
+    </w:rPr>
+  </w:style>
+  <w:style w:type="table" w:styleId="Tabelacomgrade">
+    <w:name w:val="Table Grid"/>
+    <w:basedOn w:val="Tabelanormal"/>
+    <w:uiPriority w:val="39"/>
+    <w:rsid w:val="00CC026A"/>
+    <w:pPr>
+      <w:spacing w:after="0" w:line="240" w:lineRule="auto"/>
+    </w:pPr>
+    <w:tblPr>
+      <w:tblBorders>
+        <w:top w:val="single" w:sz="4" w:space="0" w:color="auto"/>
+        <w:left w:val="single" w:sz="4" w:space="0" w:color="auto"/>
+        <w:bottom w:val="single" w:sz="4" w:space="0" w:color="auto"/>
+        <w:right w:val="single" w:sz="4" w:space="0" w:color="auto"/>
+        <w:insideH w:val="single" w:sz="4" w:space="0" w:color="auto"/>
+        <w:insideV w:val="single" w:sz="4" w:space="0" w:color="auto"/>
+      </w:tblBorders>
+    </w:tblPr>
+  </w:style>
+  <w:style w:type="character" w:customStyle="1" w:styleId="FonteeimagemChar">
+    <w:name w:val="Fonte e imagem Char"/>
+    <w:basedOn w:val="Fontepargpadro"/>
+    <w:link w:val="Fonteeimagem"/>
+    <w:rsid w:val="00B21DA1"/>
+    <w:rPr>
+      <w:rFonts w:ascii="Arial" w:hAnsi="Arial" w:cs="Arial"/>
+      <w:sz w:val="20"/>
+      <w:szCs w:val="24"/>
+    </w:rPr>
+  </w:style>
+  <w:style w:type="paragraph" w:styleId="Legenda">
+    <w:name w:val="caption"/>
+    <w:basedOn w:val="Normal"/>
+    <w:next w:val="Normal"/>
+    <w:uiPriority w:val="35"/>
+    <w:unhideWhenUsed/>
+    <w:qFormat/>
+    <w:rsid w:val="007374C2"/>
+    <w:pPr>
+      <w:spacing w:before="120" w:line="240" w:lineRule="auto"/>
+      <w:ind w:firstLine="0"/>
+      <w:jc w:val="center"/>
+    </w:pPr>
+    <w:rPr>
+      <w:b/>
+      <w:iCs/>
+      <w:sz w:val="20"/>
+      <w:szCs w:val="18"/>
+    </w:rPr>
+  </w:style>
+  <w:style w:type="paragraph" w:styleId="ndicedeilustraes">
+    <w:name w:val="table of figures"/>
+    <w:basedOn w:val="Normal"/>
+    <w:next w:val="Normal"/>
+    <w:uiPriority w:val="99"/>
+    <w:unhideWhenUsed/>
+    <w:rsid w:val="00770CA7"/>
+    <w:pPr>
+      <w:spacing w:after="0"/>
+    </w:pPr>
+  </w:style>
 </w:styles>
+</file>
+
+<file path=word/charts/chart1.xml><?xml version="1.0" encoding="utf-8"?>
+<c:chartSpace xmlns:c="http://schemas.openxmlformats.org/drawingml/2006/chart" xmlns:a="http://schemas.openxmlformats.org/drawingml/2006/main" xmlns:r="http://schemas.openxmlformats.org/officeDocument/2006/relationships" xmlns:c16r2="http://schemas.microsoft.com/office/drawing/2015/06/chart">
+  <c:date1904 val="0"/>
+  <c:lang val="pt-BR"/>
+  <c:roundedCorners val="0"/>
+  <mc:AlternateContent xmlns:mc="http://schemas.openxmlformats.org/markup-compatibility/2006">
+    <mc:Choice xmlns:c14="http://schemas.microsoft.com/office/drawing/2007/8/2/chart" Requires="c14">
+      <c14:style val="102"/>
+    </mc:Choice>
+    <mc:Fallback>
+      <c:style val="2"/>
+    </mc:Fallback>
+  </mc:AlternateContent>
+  <c:chart>
+    <c:title>
+      <c:overlay val="0"/>
+      <c:spPr>
+        <a:noFill/>
+        <a:ln>
+          <a:noFill/>
+        </a:ln>
+        <a:effectLst/>
+      </c:spPr>
+      <c:txPr>
+        <a:bodyPr rot="0" spcFirstLastPara="1" vertOverflow="ellipsis" vert="horz" wrap="square" anchor="ctr" anchorCtr="1"/>
+        <a:lstStyle/>
+        <a:p>
+          <a:pPr>
+            <a:defRPr sz="1800" b="1" i="0" u="none" strike="noStrike" kern="1200" baseline="0">
+              <a:solidFill>
+                <a:schemeClr val="dk1">
+                  <a:lumMod val="75000"/>
+                  <a:lumOff val="25000"/>
+                </a:schemeClr>
+              </a:solidFill>
+              <a:latin typeface="+mn-lt"/>
+              <a:ea typeface="+mn-ea"/>
+              <a:cs typeface="+mn-cs"/>
+            </a:defRPr>
+          </a:pPr>
+          <a:endParaRPr lang="pt-BR"/>
+        </a:p>
+      </c:txPr>
+    </c:title>
+    <c:autoTitleDeleted val="0"/>
+    <c:plotArea>
+      <c:layout/>
+      <c:pieChart>
+        <c:varyColors val="1"/>
+        <c:ser>
+          <c:idx val="0"/>
+          <c:order val="0"/>
+          <c:tx>
+            <c:strRef>
+              <c:f>Planilha1!$B$1</c:f>
+              <c:strCache>
+                <c:ptCount val="1"/>
+                <c:pt idx="0">
+                  <c:v>idade</c:v>
+                </c:pt>
+              </c:strCache>
+            </c:strRef>
+          </c:tx>
+          <c:spPr>
+            <a:ln>
+              <a:solidFill>
+                <a:schemeClr val="tx1"/>
+              </a:solidFill>
+            </a:ln>
+          </c:spPr>
+          <c:dPt>
+            <c:idx val="0"/>
+            <c:bubble3D val="0"/>
+            <c:spPr>
+              <a:solidFill>
+                <a:schemeClr val="accent1"/>
+              </a:solidFill>
+              <a:ln>
+                <a:solidFill>
+                  <a:schemeClr val="tx1"/>
+                </a:solidFill>
+              </a:ln>
+              <a:effectLst>
+                <a:outerShdw blurRad="254000" sx="102000" sy="102000" algn="ctr" rotWithShape="0">
+                  <a:prstClr val="black">
+                    <a:alpha val="20000"/>
+                  </a:prstClr>
+                </a:outerShdw>
+              </a:effectLst>
+            </c:spPr>
+            <c:extLst>
+              <c:ext xmlns:c16="http://schemas.microsoft.com/office/drawing/2014/chart" uri="{C3380CC4-5D6E-409C-BE32-E72D297353CC}">
+                <c16:uniqueId val="{00000001-2A6B-4580-92E9-1578B160E2B1}"/>
+              </c:ext>
+            </c:extLst>
+          </c:dPt>
+          <c:dPt>
+            <c:idx val="1"/>
+            <c:bubble3D val="0"/>
+            <c:spPr>
+              <a:solidFill>
+                <a:schemeClr val="accent2"/>
+              </a:solidFill>
+              <a:ln>
+                <a:solidFill>
+                  <a:schemeClr val="tx1"/>
+                </a:solidFill>
+              </a:ln>
+              <a:effectLst>
+                <a:outerShdw blurRad="254000" sx="102000" sy="102000" algn="ctr" rotWithShape="0">
+                  <a:prstClr val="black">
+                    <a:alpha val="20000"/>
+                  </a:prstClr>
+                </a:outerShdw>
+              </a:effectLst>
+            </c:spPr>
+            <c:extLst>
+              <c:ext xmlns:c16="http://schemas.microsoft.com/office/drawing/2014/chart" uri="{C3380CC4-5D6E-409C-BE32-E72D297353CC}">
+                <c16:uniqueId val="{00000003-3C3F-408F-918A-E5C9A72A3466}"/>
+              </c:ext>
+            </c:extLst>
+          </c:dPt>
+          <c:dPt>
+            <c:idx val="2"/>
+            <c:bubble3D val="0"/>
+            <c:spPr>
+              <a:solidFill>
+                <a:schemeClr val="accent3"/>
+              </a:solidFill>
+              <a:ln>
+                <a:solidFill>
+                  <a:schemeClr val="tx1"/>
+                </a:solidFill>
+              </a:ln>
+              <a:effectLst>
+                <a:outerShdw blurRad="254000" sx="102000" sy="102000" algn="ctr" rotWithShape="0">
+                  <a:prstClr val="black">
+                    <a:alpha val="20000"/>
+                  </a:prstClr>
+                </a:outerShdw>
+              </a:effectLst>
+            </c:spPr>
+            <c:extLst>
+              <c:ext xmlns:c16="http://schemas.microsoft.com/office/drawing/2014/chart" uri="{C3380CC4-5D6E-409C-BE32-E72D297353CC}">
+                <c16:uniqueId val="{00000005-3C3F-408F-918A-E5C9A72A3466}"/>
+              </c:ext>
+            </c:extLst>
+          </c:dPt>
+          <c:dPt>
+            <c:idx val="3"/>
+            <c:bubble3D val="0"/>
+            <c:spPr>
+              <a:solidFill>
+                <a:schemeClr val="accent4"/>
+              </a:solidFill>
+              <a:ln>
+                <a:solidFill>
+                  <a:schemeClr val="tx1"/>
+                </a:solidFill>
+              </a:ln>
+              <a:effectLst>
+                <a:outerShdw blurRad="254000" sx="102000" sy="102000" algn="ctr" rotWithShape="0">
+                  <a:prstClr val="black">
+                    <a:alpha val="20000"/>
+                  </a:prstClr>
+                </a:outerShdw>
+              </a:effectLst>
+            </c:spPr>
+            <c:extLst>
+              <c:ext xmlns:c16="http://schemas.microsoft.com/office/drawing/2014/chart" uri="{C3380CC4-5D6E-409C-BE32-E72D297353CC}">
+                <c16:uniqueId val="{00000007-3C3F-408F-918A-E5C9A72A3466}"/>
+              </c:ext>
+            </c:extLst>
+          </c:dPt>
+          <c:dLbls>
+            <c:spPr>
+              <a:pattFill prst="pct75">
+                <a:fgClr>
+                  <a:schemeClr val="dk1">
+                    <a:lumMod val="75000"/>
+                    <a:lumOff val="25000"/>
+                  </a:schemeClr>
+                </a:fgClr>
+                <a:bgClr>
+                  <a:schemeClr val="dk1">
+                    <a:lumMod val="65000"/>
+                    <a:lumOff val="35000"/>
+                  </a:schemeClr>
+                </a:bgClr>
+              </a:pattFill>
+              <a:ln>
+                <a:noFill/>
+              </a:ln>
+              <a:effectLst>
+                <a:outerShdw blurRad="50800" dist="38100" dir="2700000" algn="tl" rotWithShape="0">
+                  <a:prstClr val="black">
+                    <a:alpha val="40000"/>
+                  </a:prstClr>
+                </a:outerShdw>
+              </a:effectLst>
+            </c:spPr>
+            <c:txPr>
+              <a:bodyPr rot="0" spcFirstLastPara="1" vertOverflow="ellipsis" vert="horz" wrap="square" lIns="38100" tIns="19050" rIns="38100" bIns="19050" anchor="ctr" anchorCtr="1">
+                <a:spAutoFit/>
+              </a:bodyPr>
+              <a:lstStyle/>
+              <a:p>
+                <a:pPr>
+                  <a:defRPr sz="1000" b="1" i="0" u="none" strike="noStrike" kern="1200" baseline="0">
+                    <a:solidFill>
+                      <a:schemeClr val="lt1"/>
+                    </a:solidFill>
+                    <a:latin typeface="+mn-lt"/>
+                    <a:ea typeface="+mn-ea"/>
+                    <a:cs typeface="+mn-cs"/>
+                  </a:defRPr>
+                </a:pPr>
+                <a:endParaRPr lang="pt-BR"/>
+              </a:p>
+            </c:txPr>
+            <c:dLblPos val="ctr"/>
+            <c:showLegendKey val="0"/>
+            <c:showVal val="0"/>
+            <c:showCatName val="0"/>
+            <c:showSerName val="0"/>
+            <c:showPercent val="1"/>
+            <c:showBubbleSize val="0"/>
+            <c:showLeaderLines val="1"/>
+            <c:leaderLines>
+              <c:spPr>
+                <a:ln w="9525">
+                  <a:solidFill>
+                    <a:schemeClr val="dk1">
+                      <a:lumMod val="50000"/>
+                      <a:lumOff val="50000"/>
+                    </a:schemeClr>
+                  </a:solidFill>
+                </a:ln>
+                <a:effectLst/>
+              </c:spPr>
+            </c:leaderLines>
+            <c:extLst>
+              <c:ext xmlns:c15="http://schemas.microsoft.com/office/drawing/2012/chart" uri="{CE6537A1-D6FC-4f65-9D91-7224C49458BB}"/>
+            </c:extLst>
+          </c:dLbls>
+          <c:cat>
+            <c:strRef>
+              <c:f>Planilha1!$A$2:$A$5</c:f>
+              <c:strCache>
+                <c:ptCount val="4"/>
+                <c:pt idx="0">
+                  <c:v>15 a 18 anos</c:v>
+                </c:pt>
+                <c:pt idx="1">
+                  <c:v>19 a 30 anos</c:v>
+                </c:pt>
+                <c:pt idx="2">
+                  <c:v>31 a 50 anos</c:v>
+                </c:pt>
+                <c:pt idx="3">
+                  <c:v>idos</c:v>
+                </c:pt>
+              </c:strCache>
+            </c:strRef>
+          </c:cat>
+          <c:val>
+            <c:numRef>
+              <c:f>Planilha1!$B$2:$B$5</c:f>
+              <c:numCache>
+                <c:formatCode>General</c:formatCode>
+                <c:ptCount val="4"/>
+                <c:pt idx="0">
+                  <c:v>8.1999999999999993</c:v>
+                </c:pt>
+                <c:pt idx="1">
+                  <c:v>3.2</c:v>
+                </c:pt>
+                <c:pt idx="2">
+                  <c:v>1.4</c:v>
+                </c:pt>
+                <c:pt idx="3">
+                  <c:v>1.2</c:v>
+                </c:pt>
+              </c:numCache>
+            </c:numRef>
+          </c:val>
+          <c:extLst>
+            <c:ext xmlns:c16="http://schemas.microsoft.com/office/drawing/2014/chart" uri="{C3380CC4-5D6E-409C-BE32-E72D297353CC}">
+              <c16:uniqueId val="{00000000-2A6B-4580-92E9-1578B160E2B1}"/>
+            </c:ext>
+          </c:extLst>
+        </c:ser>
+        <c:dLbls>
+          <c:dLblPos val="ctr"/>
+          <c:showLegendKey val="0"/>
+          <c:showVal val="0"/>
+          <c:showCatName val="0"/>
+          <c:showSerName val="0"/>
+          <c:showPercent val="1"/>
+          <c:showBubbleSize val="0"/>
+          <c:showLeaderLines val="1"/>
+        </c:dLbls>
+        <c:firstSliceAng val="0"/>
+      </c:pieChart>
+      <c:spPr>
+        <a:noFill/>
+        <a:ln>
+          <a:noFill/>
+        </a:ln>
+        <a:effectLst/>
+      </c:spPr>
+    </c:plotArea>
+    <c:legend>
+      <c:legendPos val="r"/>
+      <c:overlay val="0"/>
+      <c:spPr>
+        <a:solidFill>
+          <a:schemeClr val="lt1">
+            <a:lumMod val="95000"/>
+            <a:alpha val="39000"/>
+          </a:schemeClr>
+        </a:solidFill>
+        <a:ln>
+          <a:noFill/>
+        </a:ln>
+        <a:effectLst/>
+      </c:spPr>
+      <c:txPr>
+        <a:bodyPr rot="0" spcFirstLastPara="1" vertOverflow="ellipsis" vert="horz" wrap="square" anchor="ctr" anchorCtr="1"/>
+        <a:lstStyle/>
+        <a:p>
+          <a:pPr>
+            <a:defRPr sz="900" b="0" i="0" u="none" strike="noStrike" kern="1200" baseline="0">
+              <a:solidFill>
+                <a:schemeClr val="dk1">
+                  <a:lumMod val="75000"/>
+                  <a:lumOff val="25000"/>
+                </a:schemeClr>
+              </a:solidFill>
+              <a:latin typeface="+mn-lt"/>
+              <a:ea typeface="+mn-ea"/>
+              <a:cs typeface="+mn-cs"/>
+            </a:defRPr>
+          </a:pPr>
+          <a:endParaRPr lang="pt-BR"/>
+        </a:p>
+      </c:txPr>
+    </c:legend>
+    <c:plotVisOnly val="1"/>
+    <c:dispBlanksAs val="gap"/>
+    <c:showDLblsOverMax val="0"/>
+  </c:chart>
+  <c:spPr>
+    <a:gradFill flip="none" rotWithShape="1">
+      <a:gsLst>
+        <a:gs pos="0">
+          <a:schemeClr val="lt1"/>
+        </a:gs>
+        <a:gs pos="39000">
+          <a:schemeClr val="lt1"/>
+        </a:gs>
+        <a:gs pos="100000">
+          <a:schemeClr val="lt1">
+            <a:lumMod val="75000"/>
+          </a:schemeClr>
+        </a:gs>
+      </a:gsLst>
+      <a:path path="circle">
+        <a:fillToRect l="50000" t="-80000" r="50000" b="180000"/>
+      </a:path>
+      <a:tileRect/>
+    </a:gradFill>
+    <a:ln w="9525" cap="flat" cmpd="sng" algn="ctr">
+      <a:solidFill>
+        <a:schemeClr val="tx1"/>
+      </a:solidFill>
+      <a:round/>
+    </a:ln>
+    <a:effectLst/>
+  </c:spPr>
+  <c:txPr>
+    <a:bodyPr/>
+    <a:lstStyle/>
+    <a:p>
+      <a:pPr>
+        <a:defRPr/>
+      </a:pPr>
+      <a:endParaRPr lang="pt-BR"/>
+    </a:p>
+  </c:txPr>
+  <c:externalData r:id="rId3">
+    <c:autoUpdate val="0"/>
+  </c:externalData>
+</c:chartSpace>
+</file>
+
+<file path=word/charts/colors1.xml><?xml version="1.0" encoding="utf-8"?>
+<cs:colorStyle xmlns:cs="http://schemas.microsoft.com/office/drawing/2012/chartStyle" xmlns:a="http://schemas.openxmlformats.org/drawingml/2006/main" meth="cycle" id="10">
+  <a:schemeClr val="accent1"/>
+  <a:schemeClr val="accent2"/>
+  <a:schemeClr val="accent3"/>
+  <a:schemeClr val="accent4"/>
+  <a:schemeClr val="accent5"/>
+  <a:schemeClr val="accent6"/>
+  <cs:variation/>
+  <cs:variation>
+    <a:lumMod val="60000"/>
+  </cs:variation>
+  <cs:variation>
+    <a:lumMod val="80000"/>
+    <a:lumOff val="20000"/>
+  </cs:variation>
+  <cs:variation>
+    <a:lumMod val="80000"/>
+  </cs:variation>
+  <cs:variation>
+    <a:lumMod val="60000"/>
+    <a:lumOff val="40000"/>
+  </cs:variation>
+  <cs:variation>
+    <a:lumMod val="50000"/>
+  </cs:variation>
+  <cs:variation>
+    <a:lumMod val="70000"/>
+    <a:lumOff val="30000"/>
+  </cs:variation>
+  <cs:variation>
+    <a:lumMod val="70000"/>
+  </cs:variation>
+  <cs:variation>
+    <a:lumMod val="50000"/>
+    <a:lumOff val="50000"/>
+  </cs:variation>
+</cs:colorStyle>
+</file>
+
+<file path=word/charts/style1.xml><?xml version="1.0" encoding="utf-8"?>
+<cs:chartStyle xmlns:cs="http://schemas.microsoft.com/office/drawing/2012/chartStyle" xmlns:a="http://schemas.openxmlformats.org/drawingml/2006/main" id="253">
+  <cs:axisTitle>
+    <cs:lnRef idx="0"/>
+    <cs:fillRef idx="0"/>
+    <cs:effectRef idx="0"/>
+    <cs:fontRef idx="minor">
+      <a:schemeClr val="dk1">
+        <a:lumMod val="75000"/>
+        <a:lumOff val="25000"/>
+      </a:schemeClr>
+    </cs:fontRef>
+    <cs:defRPr sz="900" b="1" kern="1200"/>
+  </cs:axisTitle>
+  <cs:categoryAxis>
+    <cs:lnRef idx="0"/>
+    <cs:fillRef idx="0"/>
+    <cs:effectRef idx="0"/>
+    <cs:fontRef idx="minor">
+      <a:schemeClr val="dk1">
+        <a:lumMod val="75000"/>
+        <a:lumOff val="25000"/>
+      </a:schemeClr>
+    </cs:fontRef>
+    <cs:spPr>
+      <a:ln w="19050" cap="flat" cmpd="sng" algn="ctr">
+        <a:solidFill>
+          <a:schemeClr val="dk1">
+            <a:lumMod val="75000"/>
+            <a:lumOff val="25000"/>
+          </a:schemeClr>
+        </a:solidFill>
+        <a:round/>
+      </a:ln>
+    </cs:spPr>
+    <cs:defRPr sz="900" kern="1200" cap="all" baseline="0"/>
+  </cs:categoryAxis>
+  <cs:chartArea>
+    <cs:lnRef idx="0"/>
+    <cs:fillRef idx="0"/>
+    <cs:effectRef idx="0"/>
+    <cs:fontRef idx="minor">
+      <a:schemeClr val="dk1"/>
+    </cs:fontRef>
+    <cs:spPr>
+      <a:gradFill flip="none" rotWithShape="1">
+        <a:gsLst>
+          <a:gs pos="0">
+            <a:schemeClr val="lt1"/>
+          </a:gs>
+          <a:gs pos="39000">
+            <a:schemeClr val="lt1"/>
+          </a:gs>
+          <a:gs pos="100000">
+            <a:schemeClr val="lt1">
+              <a:lumMod val="75000"/>
+            </a:schemeClr>
+          </a:gs>
+        </a:gsLst>
+        <a:path path="circle">
+          <a:fillToRect l="50000" t="-80000" r="50000" b="180000"/>
+        </a:path>
+        <a:tileRect/>
+      </a:gradFill>
+      <a:ln w="9525" cap="flat" cmpd="sng" algn="ctr">
+        <a:solidFill>
+          <a:schemeClr val="dk1">
+            <a:lumMod val="25000"/>
+            <a:lumOff val="75000"/>
+          </a:schemeClr>
+        </a:solidFill>
+        <a:round/>
+      </a:ln>
+    </cs:spPr>
+    <cs:defRPr sz="900" kern="1200"/>
+  </cs:chartArea>
+  <cs:dataLabel>
+    <cs:lnRef idx="0"/>
+    <cs:fillRef idx="0"/>
+    <cs:effectRef idx="0"/>
+    <cs:fontRef idx="minor">
+      <a:schemeClr val="lt1"/>
+    </cs:fontRef>
+    <cs:spPr>
+      <a:pattFill prst="pct75">
+        <a:fgClr>
+          <a:schemeClr val="dk1">
+            <a:lumMod val="75000"/>
+            <a:lumOff val="25000"/>
+          </a:schemeClr>
+        </a:fgClr>
+        <a:bgClr>
+          <a:schemeClr val="dk1">
+            <a:lumMod val="65000"/>
+            <a:lumOff val="35000"/>
+          </a:schemeClr>
+        </a:bgClr>
+      </a:pattFill>
+      <a:effectLst>
+        <a:outerShdw blurRad="50800" dist="38100" dir="2700000" algn="tl" rotWithShape="0">
+          <a:prstClr val="black">
+            <a:alpha val="40000"/>
+          </a:prstClr>
+        </a:outerShdw>
+      </a:effectLst>
+    </cs:spPr>
+    <cs:defRPr sz="1000" b="1" i="0" u="none" strike="noStrike" kern="1200" baseline="0"/>
+  </cs:dataLabel>
+  <cs:dataLabelCallout>
+    <cs:lnRef idx="0"/>
+    <cs:fillRef idx="0"/>
+    <cs:effectRef idx="0"/>
+    <cs:fontRef idx="minor">
+      <a:schemeClr val="lt1"/>
+    </cs:fontRef>
+    <cs:spPr>
+      <a:pattFill prst="pct75">
+        <a:fgClr>
+          <a:schemeClr val="dk1">
+            <a:lumMod val="75000"/>
+            <a:lumOff val="25000"/>
+          </a:schemeClr>
+        </a:fgClr>
+        <a:bgClr>
+          <a:schemeClr val="dk1">
+            <a:lumMod val="65000"/>
+            <a:lumOff val="35000"/>
+          </a:schemeClr>
+        </a:bgClr>
+      </a:pattFill>
+      <a:effectLst>
+        <a:outerShdw blurRad="50800" dist="38100" dir="2700000" algn="tl" rotWithShape="0">
+          <a:prstClr val="black">
+            <a:alpha val="40000"/>
+          </a:prstClr>
+        </a:outerShdw>
+      </a:effectLst>
+    </cs:spPr>
+    <cs:defRPr sz="1000" b="1" i="0" u="none" strike="noStrike" kern="1200" baseline="0"/>
+    <cs:bodyPr rot="0" spcFirstLastPara="1" vertOverflow="clip" horzOverflow="clip" vert="horz" wrap="square" lIns="36576" tIns="18288" rIns="36576" bIns="18288" anchor="ctr" anchorCtr="1">
+      <a:spAutoFit/>
+    </cs:bodyPr>
+  </cs:dataLabelCallout>
+  <cs:dataPoint>
+    <cs:lnRef idx="0"/>
+    <cs:fillRef idx="0">
+      <cs:styleClr val="auto"/>
+    </cs:fillRef>
+    <cs:effectRef idx="0"/>
+    <cs:fontRef idx="minor">
+      <a:schemeClr val="dk1"/>
+    </cs:fontRef>
+    <cs:spPr>
+      <a:solidFill>
+        <a:schemeClr val="phClr"/>
+      </a:solidFill>
+      <a:effectLst>
+        <a:outerShdw blurRad="254000" sx="102000" sy="102000" algn="ctr" rotWithShape="0">
+          <a:prstClr val="black">
+            <a:alpha val="20000"/>
+          </a:prstClr>
+        </a:outerShdw>
+      </a:effectLst>
+    </cs:spPr>
+  </cs:dataPoint>
+  <cs:dataPoint3D>
+    <cs:lnRef idx="0"/>
+    <cs:fillRef idx="0">
+      <cs:styleClr val="auto"/>
+    </cs:fillRef>
+    <cs:effectRef idx="0"/>
+    <cs:fontRef idx="minor">
+      <a:schemeClr val="dk1"/>
+    </cs:fontRef>
+    <cs:spPr>
+      <a:solidFill>
+        <a:schemeClr val="phClr"/>
+      </a:solidFill>
+      <a:effectLst>
+        <a:outerShdw blurRad="254000" sx="102000" sy="102000" algn="ctr" rotWithShape="0">
+          <a:prstClr val="black">
+            <a:alpha val="20000"/>
+          </a:prstClr>
+        </a:outerShdw>
+      </a:effectLst>
+    </cs:spPr>
+  </cs:dataPoint3D>
+  <cs:dataPointLine>
+    <cs:lnRef idx="0">
+      <cs:styleClr val="auto"/>
+    </cs:lnRef>
+    <cs:fillRef idx="0"/>
+    <cs:effectRef idx="0"/>
+    <cs:fontRef idx="minor">
+      <a:schemeClr val="dk1"/>
+    </cs:fontRef>
+    <cs:spPr>
+      <a:ln w="31750" cap="rnd">
+        <a:solidFill>
+          <a:schemeClr val="phClr">
+            <a:alpha val="85000"/>
+          </a:schemeClr>
+        </a:solidFill>
+        <a:round/>
+      </a:ln>
+    </cs:spPr>
+  </cs:dataPointLine>
+  <cs:dataPointMarker>
+    <cs:lnRef idx="0"/>
+    <cs:fillRef idx="0">
+      <cs:styleClr val="auto"/>
+    </cs:fillRef>
+    <cs:effectRef idx="0"/>
+    <cs:fontRef idx="minor">
+      <a:schemeClr val="dk1"/>
+    </cs:fontRef>
+    <cs:spPr>
+      <a:solidFill>
+        <a:schemeClr val="phClr">
+          <a:alpha val="85000"/>
+        </a:schemeClr>
+      </a:solidFill>
+    </cs:spPr>
+  </cs:dataPointMarker>
+  <cs:dataPointMarkerLayout symbol="circle" size="6"/>
+  <cs:dataPointWireframe>
+    <cs:lnRef idx="0">
+      <cs:styleClr val="auto"/>
+    </cs:lnRef>
+    <cs:fillRef idx="0"/>
+    <cs:effectRef idx="0"/>
+    <cs:fontRef idx="minor">
+      <a:schemeClr val="dk1"/>
+    </cs:fontRef>
+    <cs:spPr>
+      <a:ln w="9525" cap="rnd">
+        <a:solidFill>
+          <a:schemeClr val="phClr"/>
+        </a:solidFill>
+        <a:round/>
+      </a:ln>
+    </cs:spPr>
+  </cs:dataPointWireframe>
+  <cs:dataTable>
+    <cs:lnRef idx="0"/>
+    <cs:fillRef idx="0"/>
+    <cs:effectRef idx="0"/>
+    <cs:fontRef idx="minor">
+      <a:schemeClr val="dk1">
+        <a:lumMod val="75000"/>
+        <a:lumOff val="25000"/>
+      </a:schemeClr>
+    </cs:fontRef>
+    <cs:spPr>
+      <a:ln w="9525">
+        <a:solidFill>
+          <a:schemeClr val="dk1">
+            <a:lumMod val="35000"/>
+            <a:lumOff val="65000"/>
+          </a:schemeClr>
+        </a:solidFill>
+      </a:ln>
+    </cs:spPr>
+    <cs:defRPr sz="900" kern="1200"/>
+  </cs:dataTable>
+  <cs:downBar>
+    <cs:lnRef idx="0"/>
+    <cs:fillRef idx="0"/>
+    <cs:effectRef idx="0"/>
+    <cs:fontRef idx="minor">
+      <a:schemeClr val="dk1"/>
+    </cs:fontRef>
+    <cs:spPr>
+      <a:solidFill>
+        <a:schemeClr val="dk1">
+          <a:lumMod val="50000"/>
+          <a:lumOff val="50000"/>
+        </a:schemeClr>
+      </a:solidFill>
+      <a:ln w="9525">
+        <a:solidFill>
+          <a:schemeClr val="dk1">
+            <a:lumMod val="65000"/>
+            <a:lumOff val="35000"/>
+          </a:schemeClr>
+        </a:solidFill>
+      </a:ln>
+    </cs:spPr>
+  </cs:downBar>
+  <cs:dropLine>
+    <cs:lnRef idx="0"/>
+    <cs:fillRef idx="0"/>
+    <cs:effectRef idx="0"/>
+    <cs:fontRef idx="minor">
+      <a:schemeClr val="dk1"/>
+    </cs:fontRef>
+    <cs:spPr>
+      <a:ln w="9525">
+        <a:solidFill>
+          <a:schemeClr val="dk1">
+            <a:lumMod val="35000"/>
+            <a:lumOff val="65000"/>
+          </a:schemeClr>
+        </a:solidFill>
+        <a:prstDash val="dash"/>
+      </a:ln>
+    </cs:spPr>
+  </cs:dropLine>
+  <cs:errorBar>
+    <cs:lnRef idx="0"/>
+    <cs:fillRef idx="0"/>
+    <cs:effectRef idx="0"/>
+    <cs:fontRef idx="minor">
+      <a:schemeClr val="dk1"/>
+    </cs:fontRef>
+    <cs:spPr>
+      <a:ln w="9525">
+        <a:solidFill>
+          <a:schemeClr val="dk1">
+            <a:lumMod val="65000"/>
+            <a:lumOff val="35000"/>
+          </a:schemeClr>
+        </a:solidFill>
+        <a:round/>
+      </a:ln>
+    </cs:spPr>
+  </cs:errorBar>
+  <cs:floor>
+    <cs:lnRef idx="0"/>
+    <cs:fillRef idx="0"/>
+    <cs:effectRef idx="0"/>
+    <cs:fontRef idx="minor">
+      <a:schemeClr val="dk1"/>
+    </cs:fontRef>
+  </cs:floor>
+  <cs:gridlineMajor>
+    <cs:lnRef idx="0"/>
+    <cs:fillRef idx="0"/>
+    <cs:effectRef idx="0"/>
+    <cs:fontRef idx="minor">
+      <a:schemeClr val="dk1"/>
+    </cs:fontRef>
+    <cs:spPr>
+      <a:ln w="9525" cap="flat" cmpd="sng" algn="ctr">
+        <a:gradFill>
+          <a:gsLst>
+            <a:gs pos="100000">
+              <a:schemeClr val="dk1">
+                <a:lumMod val="95000"/>
+                <a:lumOff val="5000"/>
+                <a:alpha val="42000"/>
+              </a:schemeClr>
+            </a:gs>
+            <a:gs pos="0">
+              <a:schemeClr val="lt1">
+                <a:lumMod val="75000"/>
+                <a:alpha val="36000"/>
+              </a:schemeClr>
+            </a:gs>
+          </a:gsLst>
+          <a:lin ang="5400000" scaled="0"/>
+        </a:gradFill>
+        <a:round/>
+      </a:ln>
+    </cs:spPr>
+  </cs:gridlineMajor>
+  <cs:gridlineMinor>
+    <cs:lnRef idx="0"/>
+    <cs:fillRef idx="0"/>
+    <cs:effectRef idx="0"/>
+    <cs:fontRef idx="minor">
+      <a:schemeClr val="dk1"/>
+    </cs:fontRef>
+    <cs:spPr>
+      <a:ln>
+        <a:gradFill>
+          <a:gsLst>
+            <a:gs pos="100000">
+              <a:schemeClr val="dk1">
+                <a:lumMod val="95000"/>
+                <a:lumOff val="5000"/>
+                <a:alpha val="42000"/>
+              </a:schemeClr>
+            </a:gs>
+            <a:gs pos="0">
+              <a:schemeClr val="lt1">
+                <a:lumMod val="75000"/>
+                <a:alpha val="36000"/>
+              </a:schemeClr>
+            </a:gs>
+          </a:gsLst>
+          <a:lin ang="5400000" scaled="0"/>
+        </a:gradFill>
+      </a:ln>
+    </cs:spPr>
+  </cs:gridlineMinor>
+  <cs:hiLoLine>
+    <cs:lnRef idx="0"/>
+    <cs:fillRef idx="0"/>
+    <cs:effectRef idx="0"/>
+    <cs:fontRef idx="minor">
+      <a:schemeClr val="dk1"/>
+    </cs:fontRef>
+    <cs:spPr>
+      <a:ln w="9525">
+        <a:solidFill>
+          <a:schemeClr val="dk1">
+            <a:lumMod val="35000"/>
+            <a:lumOff val="65000"/>
+          </a:schemeClr>
+        </a:solidFill>
+        <a:prstDash val="dash"/>
+      </a:ln>
+    </cs:spPr>
+  </cs:hiLoLine>
+  <cs:leaderLine>
+    <cs:lnRef idx="0"/>
+    <cs:fillRef idx="0"/>
+    <cs:effectRef idx="0"/>
+    <cs:fontRef idx="minor">
+      <a:schemeClr val="dk1"/>
+    </cs:fontRef>
+    <cs:spPr>
+      <a:ln w="9525">
+        <a:solidFill>
+          <a:schemeClr val="dk1">
+            <a:lumMod val="50000"/>
+            <a:lumOff val="50000"/>
+          </a:schemeClr>
+        </a:solidFill>
+      </a:ln>
+    </cs:spPr>
+  </cs:leaderLine>
+  <cs:legend>
+    <cs:lnRef idx="0"/>
+    <cs:fillRef idx="0"/>
+    <cs:effectRef idx="0"/>
+    <cs:fontRef idx="minor">
+      <a:schemeClr val="dk1">
+        <a:lumMod val="75000"/>
+        <a:lumOff val="25000"/>
+      </a:schemeClr>
+    </cs:fontRef>
+    <cs:spPr>
+      <a:solidFill>
+        <a:schemeClr val="lt1">
+          <a:lumMod val="95000"/>
+          <a:alpha val="39000"/>
+        </a:schemeClr>
+      </a:solidFill>
+    </cs:spPr>
+    <cs:defRPr sz="900" kern="1200"/>
+  </cs:legend>
+  <cs:plotArea>
+    <cs:lnRef idx="0"/>
+    <cs:fillRef idx="0"/>
+    <cs:effectRef idx="0"/>
+    <cs:fontRef idx="minor">
+      <a:schemeClr val="dk1"/>
+    </cs:fontRef>
+  </cs:plotArea>
+  <cs:plotArea3D>
+    <cs:lnRef idx="0"/>
+    <cs:fillRef idx="0"/>
+    <cs:effectRef idx="0"/>
+    <cs:fontRef idx="minor">
+      <a:schemeClr val="dk1"/>
+    </cs:fontRef>
+  </cs:plotArea3D>
+  <cs:seriesAxis>
+    <cs:lnRef idx="0"/>
+    <cs:fillRef idx="0"/>
+    <cs:effectRef idx="0"/>
+    <cs:fontRef idx="minor">
+      <a:schemeClr val="dk1">
+        <a:lumMod val="75000"/>
+        <a:lumOff val="25000"/>
+      </a:schemeClr>
+    </cs:fontRef>
+    <cs:spPr>
+      <a:ln w="31750" cap="flat" cmpd="sng" algn="ctr">
+        <a:solidFill>
+          <a:schemeClr val="dk1">
+            <a:lumMod val="75000"/>
+            <a:lumOff val="25000"/>
+          </a:schemeClr>
+        </a:solidFill>
+        <a:round/>
+      </a:ln>
+    </cs:spPr>
+    <cs:defRPr sz="900" kern="1200"/>
+  </cs:seriesAxis>
+  <cs:seriesLine>
+    <cs:lnRef idx="0"/>
+    <cs:fillRef idx="0"/>
+    <cs:effectRef idx="0"/>
+    <cs:fontRef idx="minor">
+      <a:schemeClr val="dk1"/>
+    </cs:fontRef>
+    <cs:spPr>
+      <a:ln w="9525">
+        <a:solidFill>
+          <a:schemeClr val="dk1">
+            <a:lumMod val="50000"/>
+            <a:lumOff val="50000"/>
+          </a:schemeClr>
+        </a:solidFill>
+        <a:round/>
+      </a:ln>
+    </cs:spPr>
+  </cs:seriesLine>
+  <cs:title>
+    <cs:lnRef idx="0"/>
+    <cs:fillRef idx="0"/>
+    <cs:effectRef idx="0"/>
+    <cs:fontRef idx="minor">
+      <a:schemeClr val="dk1">
+        <a:lumMod val="75000"/>
+        <a:lumOff val="25000"/>
+      </a:schemeClr>
+    </cs:fontRef>
+    <cs:defRPr sz="1800" b="1" kern="1200" baseline="0"/>
+  </cs:title>
+  <cs:trendline>
+    <cs:lnRef idx="0">
+      <cs:styleClr val="auto"/>
+    </cs:lnRef>
+    <cs:fillRef idx="0"/>
+    <cs:effectRef idx="0"/>
+    <cs:fontRef idx="minor">
+      <a:schemeClr val="dk1"/>
+    </cs:fontRef>
+    <cs:spPr>
+      <a:ln w="19050" cap="rnd">
+        <a:solidFill>
+          <a:schemeClr val="phClr"/>
+        </a:solidFill>
+      </a:ln>
+    </cs:spPr>
+  </cs:trendline>
+  <cs:trendlineLabel>
+    <cs:lnRef idx="0"/>
+    <cs:fillRef idx="0"/>
+    <cs:effectRef idx="0"/>
+    <cs:fontRef idx="minor">
+      <a:schemeClr val="dk1">
+        <a:lumMod val="75000"/>
+        <a:lumOff val="25000"/>
+      </a:schemeClr>
+    </cs:fontRef>
+    <cs:defRPr sz="900" kern="1200"/>
+  </cs:trendlineLabel>
+  <cs:upBar>
+    <cs:lnRef idx="0"/>
+    <cs:fillRef idx="0"/>
+    <cs:effectRef idx="0"/>
+    <cs:fontRef idx="minor">
+      <a:schemeClr val="dk1"/>
+    </cs:fontRef>
+    <cs:spPr>
+      <a:solidFill>
+        <a:schemeClr val="lt1"/>
+      </a:solidFill>
+      <a:ln w="9525">
+        <a:solidFill>
+          <a:schemeClr val="dk1">
+            <a:lumMod val="65000"/>
+            <a:lumOff val="35000"/>
+          </a:schemeClr>
+        </a:solidFill>
+      </a:ln>
+    </cs:spPr>
+  </cs:upBar>
+  <cs:valueAxis>
+    <cs:lnRef idx="0"/>
+    <cs:fillRef idx="0"/>
+    <cs:effectRef idx="0"/>
+    <cs:fontRef idx="minor">
+      <a:schemeClr val="dk1">
+        <a:lumMod val="75000"/>
+        <a:lumOff val="25000"/>
+      </a:schemeClr>
+    </cs:fontRef>
+    <cs:spPr>
+      <a:ln>
+        <a:noFill/>
+      </a:ln>
+    </cs:spPr>
+    <cs:defRPr sz="900" kern="1200"/>
+  </cs:valueAxis>
+  <cs:wall>
+    <cs:lnRef idx="0"/>
+    <cs:fillRef idx="0"/>
+    <cs:effectRef idx="0"/>
+    <cs:fontRef idx="minor">
+      <a:schemeClr val="dk1"/>
+    </cs:fontRef>
+  </cs:wall>
+</cs:chartStyle>
 </file>
 
 <file path=word/theme/theme1.xml><?xml version="1.0" encoding="utf-8"?>
@@ -4390,7 +6566,7 @@
 </file>
 
 <file path=customXml/itemProps1.xml><?xml version="1.0" encoding="utf-8"?>
-<ds:datastoreItem xmlns:ds="http://schemas.openxmlformats.org/officeDocument/2006/customXml" ds:itemID="{F9F65E4A-8366-44C1-A153-FA5887851CCB}">
+<ds:datastoreItem xmlns:ds="http://schemas.openxmlformats.org/officeDocument/2006/customXml" ds:itemID="{57FC03AF-A28B-487E-A843-73280C7AF724}">
   <ds:schemaRefs>
     <ds:schemaRef ds:uri="http://schemas.openxmlformats.org/officeDocument/2006/bibliography"/>
   </ds:schemaRefs>

--- a/abnt tcc - atualizado.docx
+++ b/abnt tcc - atualizado.docx
@@ -146,12 +146,9 @@
     <w:p>
       <w:pPr>
         <w:pStyle w:val="SemEspaamento"/>
-      </w:pPr>
-    </w:p>
-    <w:p>
-      <w:pPr>
-        <w:pStyle w:val="SemEspaamento"/>
         <w:spacing w:before="4680"/>
+        <w:ind w:left="1416"/>
+        <w:jc w:val="both"/>
       </w:pPr>
       <w:r>
         <w:t>ADOCÃO</w:t>
@@ -193,7 +190,6 @@
         <w:pStyle w:val="SemEspaamento"/>
       </w:pPr>
       <w:r>
-        <w:lastRenderedPageBreak/>
         <w:t>2026</w:t>
       </w:r>
       <w:r>
@@ -249,8 +245,17 @@
     </w:p>
     <w:p>
       <w:pPr>
-        <w:spacing w:before="720"/>
-      </w:pPr>
+        <w:pStyle w:val="SemEspaamento"/>
+        <w:rPr>
+          <w:u w:val="single"/>
+        </w:rPr>
+      </w:pPr>
+      <w:r>
+        <w:lastRenderedPageBreak/>
+        <w:t>EPÍGRAFE</w:t>
+      </w:r>
+      <w:bookmarkStart w:id="0" w:name="_GoBack"/>
+      <w:bookmarkEnd w:id="0"/>
     </w:p>
     <w:p>
       <w:pPr>
@@ -262,16 +267,6 @@
       <w:r>
         <w:br/>
         <w:t>-autor</w:t>
-      </w:r>
-    </w:p>
-    <w:p>
-      <w:pPr>
-        <w:spacing w:before="13200"/>
-        <w:ind w:firstLine="0"/>
-      </w:pPr>
-      <w:r>
-        <w:lastRenderedPageBreak/>
-        <w:br w:type="page"/>
       </w:r>
     </w:p>
     <w:p>
@@ -444,9 +439,6 @@
         <w:instrText xml:space="preserve"> TOC \h \z \c "Tabela" </w:instrText>
       </w:r>
       <w:r>
-        <w:fldChar w:fldCharType="separate"/>
-      </w:r>
-      <w:r>
         <w:fldChar w:fldCharType="end"/>
       </w:r>
     </w:p>
@@ -561,8 +553,6 @@
           <w:u w:val="single"/>
         </w:rPr>
       </w:pPr>
-      <w:bookmarkStart w:id="0" w:name="_GoBack"/>
-      <w:bookmarkEnd w:id="0"/>
     </w:p>
     <w:p>
       <w:pPr>
@@ -2039,34 +2029,20 @@
       </w:sdtContent>
     </w:sdt>
     <w:p>
+      <w:pPr>
+        <w:sectPr>
+          <w:pgSz w:w="11906" w:h="16838" w:code="9"/>
+          <w:pgMar w:top="1134" w:right="1701" w:bottom="1134" w:left="1701" w:header="709" w:footer="709" w:gutter="0"/>
+          <w:pgNumType w:start="0"/>
+          <w:cols w:space="708"/>
+          <w:docGrid w:linePitch="360"/>
+        </w:sectPr>
+      </w:pPr>
       <w:r>
         <w:br w:type="page"/>
       </w:r>
     </w:p>
-    <w:p>
-      <w:pPr>
-        <w:pStyle w:val="SemEspaamento"/>
-      </w:pPr>
-      <w:r>
-        <w:lastRenderedPageBreak/>
-        <w:t>INTRODUÇÃO</w:t>
-      </w:r>
-    </w:p>
-    <w:p>
-      <w:r>
-        <w:t>PARAGRAFO</w:t>
-      </w:r>
-    </w:p>
-    <w:p>
-      <w:pPr>
-        <w:spacing w:after="160" w:line="259" w:lineRule="auto"/>
-        <w:ind w:firstLine="0"/>
-        <w:jc w:val="left"/>
-      </w:pPr>
-      <w:r>
-        <w:br w:type="page"/>
-      </w:r>
-    </w:p>
+    <w:p/>
     <w:p>
       <w:pPr>
         <w:pStyle w:val="Ttulo1"/>
@@ -2074,7 +2050,6 @@
       <w:bookmarkStart w:id="1" w:name="_Toc225406436"/>
       <w:bookmarkStart w:id="2" w:name="_Toc226015077"/>
       <w:r>
-        <w:lastRenderedPageBreak/>
         <w:t>I</w:t>
       </w:r>
       <w:bookmarkEnd w:id="1"/>
@@ -2600,34 +2575,28 @@
       <w:r>
         <w:t xml:space="preserve">Figura </w:t>
       </w:r>
-      <w:r>
-        <w:fldChar w:fldCharType="begin"/>
-      </w:r>
-      <w:r>
-        <w:instrText xml:space="preserve"> SEQ Figura \* ARABIC </w:instrText>
-      </w:r>
-      <w:r>
-        <w:fldChar w:fldCharType="separate"/>
-      </w:r>
+      <w:fldSimple w:instr=" SEQ Figura \* ARABIC ">
+        <w:r>
+          <w:rPr>
+            <w:noProof/>
+          </w:rPr>
+          <w:t>1</w:t>
+        </w:r>
+      </w:fldSimple>
+      <w:r>
+        <w:t>: Luffy Gear 5</w:t>
+      </w:r>
+      <w:bookmarkEnd w:id="17"/>
+    </w:p>
+    <w:p>
+      <w:pPr>
+        <w:pStyle w:val="Fonteeimagem"/>
+      </w:pPr>
       <w:r>
         <w:rPr>
           <w:noProof/>
-        </w:rPr>
-        <w:t>1</w:t>
-      </w:r>
-      <w:r>
-        <w:fldChar w:fldCharType="end"/>
-      </w:r>
-      <w:r>
-        <w:t>: Luffy Gear 5</w:t>
-      </w:r>
-      <w:bookmarkEnd w:id="17"/>
-    </w:p>
-    <w:p>
-      <w:pPr>
-        <w:pStyle w:val="Fonteeimagem"/>
-      </w:pPr>
-      <w:r>
+          <w:lang w:eastAsia="pt-BR"/>
+        </w:rPr>
         <w:drawing>
           <wp:inline distT="0" distB="0" distL="0" distR="0">
             <wp:extent cx="5400040" cy="2427787"/>
@@ -2646,7 +2615,7 @@
                     </pic:cNvPicPr>
                   </pic:nvPicPr>
                   <pic:blipFill>
-                    <a:blip r:embed="rId6">
+                    <a:blip r:embed="rId8">
                       <a:extLst>
                         <a:ext uri="{28A0092B-C50C-407E-A947-70E740481C1C}">
                           <a14:useLocalDpi xmlns:a14="http://schemas.microsoft.com/office/drawing/2010/main" val="0"/>
@@ -2788,21 +2757,11 @@
       <w:r>
         <w:t xml:space="preserve">Quadro </w:t>
       </w:r>
-      <w:r>
-        <w:fldChar w:fldCharType="begin"/>
-      </w:r>
-      <w:r>
-        <w:instrText xml:space="preserve"> SEQ Quadro \* ARABIC </w:instrText>
-      </w:r>
-      <w:r>
-        <w:fldChar w:fldCharType="separate"/>
-      </w:r>
-      <w:r>
-        <w:t>1</w:t>
-      </w:r>
-      <w:r>
-        <w:fldChar w:fldCharType="end"/>
-      </w:r>
+      <w:fldSimple w:instr=" SEQ Quadro \* ARABIC ">
+        <w:r>
+          <w:t>1</w:t>
+        </w:r>
+      </w:fldSimple>
       <w:r>
         <w:t>: Caderno de Sensibilidade</w:t>
       </w:r>
@@ -3236,7 +3195,7 @@
             <wp:cNvGraphicFramePr/>
             <a:graphic xmlns:a="http://schemas.openxmlformats.org/drawingml/2006/main">
               <a:graphicData uri="http://schemas.openxmlformats.org/drawingml/2006/chart">
-                <c:chart xmlns:c="http://schemas.openxmlformats.org/drawingml/2006/chart" xmlns:r="http://schemas.openxmlformats.org/officeDocument/2006/relationships" r:id="rId7"/>
+                <c:chart xmlns:c="http://schemas.openxmlformats.org/drawingml/2006/chart" xmlns:r="http://schemas.openxmlformats.org/officeDocument/2006/relationships" r:id="rId9"/>
               </a:graphicData>
             </a:graphic>
           </wp:inline>
@@ -3378,21 +3337,7 @@
         <w:rPr>
           <w:shd w:val="clear" w:color="auto" w:fill="FFFFFF"/>
         </w:rPr>
-        <w:t xml:space="preserve"> is simply dummy text of the printing and typesetting </w:t>
-      </w:r>
-      <w:proofErr w:type="gramStart"/>
-      <w:r>
-        <w:rPr>
-          <w:shd w:val="clear" w:color="auto" w:fill="FFFFFF"/>
-        </w:rPr>
-        <w:t>industry</w:t>
-      </w:r>
-      <w:proofErr w:type="gramEnd"/>
-      <w:r>
-        <w:rPr>
-          <w:shd w:val="clear" w:color="auto" w:fill="FFFFFF"/>
-        </w:rPr>
-        <w:t>. Lorem Ipsum has been the industry's standard dummy text ever since the 1500s, when an unknown printer took a galley of type and scrambled it to make a type specimen book. It has survived not only five centuries, but also the leap into electronic typesetting, remaining essentially unchanged. It was popularised in the 1960s with the release of Letraset sheets containing Lorem Ipsum passages, and more recently with desktop publishing software like Aldus PageMaker including versions of Lorem Ipsum.</w:t>
+        <w:t> is simply dummy text of the printing and typesetting industry. Lorem Ipsum has been the industry's standard dummy text ever since the 1500s, when an unknown printer took a galley of type and scrambled it to make a type specimen book. It has survived not only five centuries, but also the leap into electronic typesetting, remaining essentially unchanged. It was popularised in the 1960s with the release of Letraset sheets containing Lorem Ipsum passages, and more recently with desktop publishing software like Aldus PageMaker including versions of Lorem Ipsum.</w:t>
       </w:r>
     </w:p>
     <w:p>
@@ -3473,24 +3418,14 @@
       <w:r>
         <w:t xml:space="preserve">Tabela </w:t>
       </w:r>
-      <w:r>
-        <w:fldChar w:fldCharType="begin"/>
-      </w:r>
-      <w:r>
-        <w:instrText xml:space="preserve"> SEQ Tabela \* ARABIC </w:instrText>
-      </w:r>
-      <w:r>
-        <w:fldChar w:fldCharType="separate"/>
-      </w:r>
-      <w:r>
-        <w:rPr>
-          <w:noProof/>
-        </w:rPr>
-        <w:t>1</w:t>
-      </w:r>
-      <w:r>
-        <w:fldChar w:fldCharType="end"/>
-      </w:r>
+      <w:fldSimple w:instr=" SEQ Tabela \* ARABIC ">
+        <w:r>
+          <w:rPr>
+            <w:noProof/>
+          </w:rPr>
+          <w:t>1</w:t>
+        </w:r>
+      </w:fldSimple>
       <w:r>
         <w:t>: Preços do serviço</w:t>
       </w:r>
@@ -3707,8 +3642,6 @@
       </w:pPr>
       <w:r>
         <w:br/>
-      </w:r>
-      <w:r>
         <w:t xml:space="preserve">MIRO. </w:t>
       </w:r>
       <w:r>
@@ -3719,10 +3652,7 @@
         <w:t>Brainstorming: o que é, técnicas e como fazer</w:t>
       </w:r>
       <w:r>
-        <w:t>. [S. l.], [2025</w:t>
-      </w:r>
-      <w:r>
-        <w:t xml:space="preserve">]. Disponível em: </w:t>
+        <w:t xml:space="preserve">. [S. l.], [2025]. Disponível em: </w:t>
       </w:r>
       <w:r>
         <w:t>https://miro.com/pt/brainstorming/o-que-e-brainstorming/</w:t>
@@ -3732,6 +3662,8 @@
       </w:r>
     </w:p>
     <w:sectPr>
+      <w:headerReference w:type="default" r:id="rId10"/>
+      <w:footerReference w:type="default" r:id="rId11"/>
       <w:pgSz w:w="11906" w:h="16838" w:code="9"/>
       <w:pgMar w:top="1134" w:right="1701" w:bottom="1134" w:left="1701" w:header="709" w:footer="709" w:gutter="0"/>
       <w:cols w:space="708"/>
@@ -3739,6 +3671,111 @@
     </w:sectPr>
   </w:body>
 </w:document>
+</file>
+
+<file path=word/endnotes.xml><?xml version="1.0" encoding="utf-8"?>
+<w:endnotes xmlns:wpc="http://schemas.microsoft.com/office/word/2010/wordprocessingCanvas" xmlns:cx="http://schemas.microsoft.com/office/drawing/2014/chartex" xmlns:cx1="http://schemas.microsoft.com/office/drawing/2015/9/8/chartex" xmlns:mc="http://schemas.openxmlformats.org/markup-compatibility/2006" xmlns:o="urn:schemas-microsoft-com:office:office" xmlns:r="http://schemas.openxmlformats.org/officeDocument/2006/relationships" xmlns:m="http://schemas.openxmlformats.org/officeDocument/2006/math" xmlns:v="urn:schemas-microsoft-com:vml" xmlns:wp14="http://schemas.microsoft.com/office/word/2010/wordprocessingDrawing" xmlns:wp="http://schemas.openxmlformats.org/drawingml/2006/wordprocessingDrawing" xmlns:w10="urn:schemas-microsoft-com:office:word" xmlns:w="http://schemas.openxmlformats.org/wordprocessingml/2006/main" xmlns:w14="http://schemas.microsoft.com/office/word/2010/wordml" xmlns:w15="http://schemas.microsoft.com/office/word/2012/wordml" xmlns:w16se="http://schemas.microsoft.com/office/word/2015/wordml/symex" xmlns:wpg="http://schemas.microsoft.com/office/word/2010/wordprocessingGroup" xmlns:wpi="http://schemas.microsoft.com/office/word/2010/wordprocessingInk" xmlns:wne="http://schemas.microsoft.com/office/word/2006/wordml" xmlns:wps="http://schemas.microsoft.com/office/word/2010/wordprocessingShape" mc:Ignorable="w14 w15 w16se wp14">
+  <w:endnote w:type="separator" w:id="-1">
+    <w:p>
+      <w:pPr>
+        <w:spacing w:after="0" w:line="240" w:lineRule="auto"/>
+      </w:pPr>
+      <w:r>
+        <w:separator/>
+      </w:r>
+    </w:p>
+  </w:endnote>
+  <w:endnote w:type="continuationSeparator" w:id="0">
+    <w:p>
+      <w:pPr>
+        <w:spacing w:after="0" w:line="240" w:lineRule="auto"/>
+      </w:pPr>
+      <w:r>
+        <w:continuationSeparator/>
+      </w:r>
+    </w:p>
+  </w:endnote>
+</w:endnotes>
+</file>
+
+<file path=word/footer1.xml><?xml version="1.0" encoding="utf-8"?>
+<w:ftr xmlns:wpc="http://schemas.microsoft.com/office/word/2010/wordprocessingCanvas" xmlns:cx="http://schemas.microsoft.com/office/drawing/2014/chartex" xmlns:cx1="http://schemas.microsoft.com/office/drawing/2015/9/8/chartex" xmlns:mc="http://schemas.openxmlformats.org/markup-compatibility/2006" xmlns:o="urn:schemas-microsoft-com:office:office" xmlns:r="http://schemas.openxmlformats.org/officeDocument/2006/relationships" xmlns:m="http://schemas.openxmlformats.org/officeDocument/2006/math" xmlns:v="urn:schemas-microsoft-com:vml" xmlns:wp14="http://schemas.microsoft.com/office/word/2010/wordprocessingDrawing" xmlns:wp="http://schemas.openxmlformats.org/drawingml/2006/wordprocessingDrawing" xmlns:w10="urn:schemas-microsoft-com:office:word" xmlns:w="http://schemas.openxmlformats.org/wordprocessingml/2006/main" xmlns:w14="http://schemas.microsoft.com/office/word/2010/wordml" xmlns:w15="http://schemas.microsoft.com/office/word/2012/wordml" xmlns:w16se="http://schemas.microsoft.com/office/word/2015/wordml/symex" xmlns:wpg="http://schemas.microsoft.com/office/word/2010/wordprocessingGroup" xmlns:wpi="http://schemas.microsoft.com/office/word/2010/wordprocessingInk" xmlns:wne="http://schemas.microsoft.com/office/word/2006/wordml" xmlns:wps="http://schemas.microsoft.com/office/word/2010/wordprocessingShape" mc:Ignorable="w14 w15 w16se wp14">
+  <w:p>
+    <w:pPr>
+      <w:pStyle w:val="Rodap"/>
+    </w:pPr>
+  </w:p>
+</w:ftr>
+</file>
+
+<file path=word/footnotes.xml><?xml version="1.0" encoding="utf-8"?>
+<w:footnotes xmlns:wpc="http://schemas.microsoft.com/office/word/2010/wordprocessingCanvas" xmlns:cx="http://schemas.microsoft.com/office/drawing/2014/chartex" xmlns:cx1="http://schemas.microsoft.com/office/drawing/2015/9/8/chartex" xmlns:mc="http://schemas.openxmlformats.org/markup-compatibility/2006" xmlns:o="urn:schemas-microsoft-com:office:office" xmlns:r="http://schemas.openxmlformats.org/officeDocument/2006/relationships" xmlns:m="http://schemas.openxmlformats.org/officeDocument/2006/math" xmlns:v="urn:schemas-microsoft-com:vml" xmlns:wp14="http://schemas.microsoft.com/office/word/2010/wordprocessingDrawing" xmlns:wp="http://schemas.openxmlformats.org/drawingml/2006/wordprocessingDrawing" xmlns:w10="urn:schemas-microsoft-com:office:word" xmlns:w="http://schemas.openxmlformats.org/wordprocessingml/2006/main" xmlns:w14="http://schemas.microsoft.com/office/word/2010/wordml" xmlns:w15="http://schemas.microsoft.com/office/word/2012/wordml" xmlns:w16se="http://schemas.microsoft.com/office/word/2015/wordml/symex" xmlns:wpg="http://schemas.microsoft.com/office/word/2010/wordprocessingGroup" xmlns:wpi="http://schemas.microsoft.com/office/word/2010/wordprocessingInk" xmlns:wne="http://schemas.microsoft.com/office/word/2006/wordml" xmlns:wps="http://schemas.microsoft.com/office/word/2010/wordprocessingShape" mc:Ignorable="w14 w15 w16se wp14">
+  <w:footnote w:type="separator" w:id="-1">
+    <w:p>
+      <w:pPr>
+        <w:spacing w:after="0" w:line="240" w:lineRule="auto"/>
+      </w:pPr>
+      <w:r>
+        <w:separator/>
+      </w:r>
+    </w:p>
+  </w:footnote>
+  <w:footnote w:type="continuationSeparator" w:id="0">
+    <w:p>
+      <w:pPr>
+        <w:spacing w:after="0" w:line="240" w:lineRule="auto"/>
+      </w:pPr>
+      <w:r>
+        <w:continuationSeparator/>
+      </w:r>
+    </w:p>
+  </w:footnote>
+</w:footnotes>
+</file>
+
+<file path=word/header1.xml><?xml version="1.0" encoding="utf-8"?>
+<w:hdr xmlns:wpc="http://schemas.microsoft.com/office/word/2010/wordprocessingCanvas" xmlns:cx="http://schemas.microsoft.com/office/drawing/2014/chartex" xmlns:cx1="http://schemas.microsoft.com/office/drawing/2015/9/8/chartex" xmlns:mc="http://schemas.openxmlformats.org/markup-compatibility/2006" xmlns:o="urn:schemas-microsoft-com:office:office" xmlns:r="http://schemas.openxmlformats.org/officeDocument/2006/relationships" xmlns:m="http://schemas.openxmlformats.org/officeDocument/2006/math" xmlns:v="urn:schemas-microsoft-com:vml" xmlns:wp14="http://schemas.microsoft.com/office/word/2010/wordprocessingDrawing" xmlns:wp="http://schemas.openxmlformats.org/drawingml/2006/wordprocessingDrawing" xmlns:w10="urn:schemas-microsoft-com:office:word" xmlns:w="http://schemas.openxmlformats.org/wordprocessingml/2006/main" xmlns:w14="http://schemas.microsoft.com/office/word/2010/wordml" xmlns:w15="http://schemas.microsoft.com/office/word/2012/wordml" xmlns:w16se="http://schemas.microsoft.com/office/word/2015/wordml/symex" xmlns:wpg="http://schemas.microsoft.com/office/word/2010/wordprocessingGroup" xmlns:wpi="http://schemas.microsoft.com/office/word/2010/wordprocessingInk" xmlns:wne="http://schemas.microsoft.com/office/word/2006/wordml" xmlns:wps="http://schemas.microsoft.com/office/word/2010/wordprocessingShape" mc:Ignorable="w14 w15 w16se wp14">
+  <w:sdt>
+    <w:sdtPr>
+      <w:id w:val="72634072"/>
+      <w:docPartObj>
+        <w:docPartGallery w:val="Page Numbers (Top of Page)"/>
+        <w:docPartUnique/>
+      </w:docPartObj>
+    </w:sdtPr>
+    <w:sdtContent>
+      <w:p>
+        <w:pPr>
+          <w:pStyle w:val="Cabealho"/>
+          <w:jc w:val="right"/>
+        </w:pPr>
+        <w:r>
+          <w:fldChar w:fldCharType="begin"/>
+        </w:r>
+        <w:r>
+          <w:instrText>PAGE   \* MERGEFORMAT</w:instrText>
+        </w:r>
+        <w:r>
+          <w:fldChar w:fldCharType="separate"/>
+        </w:r>
+        <w:r>
+          <w:rPr>
+            <w:noProof/>
+          </w:rPr>
+          <w:t>19</w:t>
+        </w:r>
+        <w:r>
+          <w:fldChar w:fldCharType="end"/>
+        </w:r>
+      </w:p>
+    </w:sdtContent>
+  </w:sdt>
+  <w:p>
+    <w:pPr>
+      <w:pStyle w:val="Cabealho"/>
+    </w:pPr>
+  </w:p>
+</w:hdr>
 </file>
 
 <file path=word/numbering.xml><?xml version="1.0" encoding="utf-8"?>
@@ -4851,6 +4888,7 @@
   <w:style w:type="character" w:default="1" w:styleId="Fontepargpadro">
     <w:name w:val="Default Paragraph Font"/>
     <w:uiPriority w:val="1"/>
+    <w:semiHidden/>
     <w:unhideWhenUsed/>
   </w:style>
   <w:style w:type="table" w:default="1" w:styleId="Tabelanormal">
@@ -5259,6 +5297,58 @@
     <w:pPr>
       <w:spacing w:after="0"/>
     </w:pPr>
+  </w:style>
+  <w:style w:type="paragraph" w:styleId="Cabealho">
+    <w:name w:val="header"/>
+    <w:basedOn w:val="Normal"/>
+    <w:link w:val="CabealhoChar"/>
+    <w:uiPriority w:val="99"/>
+    <w:unhideWhenUsed/>
+    <w:rsid w:val="00AF387E"/>
+    <w:pPr>
+      <w:tabs>
+        <w:tab w:val="center" w:pos="4252"/>
+        <w:tab w:val="right" w:pos="8504"/>
+      </w:tabs>
+      <w:spacing w:after="0" w:line="240" w:lineRule="auto"/>
+    </w:pPr>
+  </w:style>
+  <w:style w:type="character" w:customStyle="1" w:styleId="CabealhoChar">
+    <w:name w:val="Cabeçalho Char"/>
+    <w:basedOn w:val="Fontepargpadro"/>
+    <w:link w:val="Cabealho"/>
+    <w:uiPriority w:val="99"/>
+    <w:rsid w:val="00AF387E"/>
+    <w:rPr>
+      <w:rFonts w:ascii="Arial" w:hAnsi="Arial"/>
+      <w:sz w:val="24"/>
+    </w:rPr>
+  </w:style>
+  <w:style w:type="paragraph" w:styleId="Rodap">
+    <w:name w:val="footer"/>
+    <w:basedOn w:val="Normal"/>
+    <w:link w:val="RodapChar"/>
+    <w:uiPriority w:val="99"/>
+    <w:unhideWhenUsed/>
+    <w:rsid w:val="00AF387E"/>
+    <w:pPr>
+      <w:tabs>
+        <w:tab w:val="center" w:pos="4252"/>
+        <w:tab w:val="right" w:pos="8504"/>
+      </w:tabs>
+      <w:spacing w:after="0" w:line="240" w:lineRule="auto"/>
+    </w:pPr>
+  </w:style>
+  <w:style w:type="character" w:customStyle="1" w:styleId="RodapChar">
+    <w:name w:val="Rodapé Char"/>
+    <w:basedOn w:val="Fontepargpadro"/>
+    <w:link w:val="Rodap"/>
+    <w:uiPriority w:val="99"/>
+    <w:rsid w:val="00AF387E"/>
+    <w:rPr>
+      <w:rFonts w:ascii="Arial" w:hAnsi="Arial"/>
+      <w:sz w:val="24"/>
+    </w:rPr>
   </w:style>
 </w:styles>
 </file>
@@ -6566,7 +6656,7 @@
 </file>
 
 <file path=customXml/itemProps1.xml><?xml version="1.0" encoding="utf-8"?>
-<ds:datastoreItem xmlns:ds="http://schemas.openxmlformats.org/officeDocument/2006/customXml" ds:itemID="{57FC03AF-A28B-487E-A843-73280C7AF724}">
+<ds:datastoreItem xmlns:ds="http://schemas.openxmlformats.org/officeDocument/2006/customXml" ds:itemID="{93B7C27C-897E-47A3-8579-651FF846D421}">
   <ds:schemaRefs>
     <ds:schemaRef ds:uri="http://schemas.openxmlformats.org/officeDocument/2006/bibliography"/>
   </ds:schemaRefs>
